--- a/docs/FW-EEG-001_RevD_firmware_build_and_provisioning.docx
+++ b/docs/FW-EEG-001_RevD_firmware_build_and_provisioning.docx
@@ -28,7 +28,7 @@
         </w:p>
       </w:sdtContent>
     </w:sdt>
-    <w:bookmarkStart w:id="53" w:name="Xdec1932fed902d075df004eb1e5852227c7a8d6"/>
+    <w:bookmarkStart w:id="59" w:name="Xdec1932fed902d075df004eb1e5852227c7a8d6"/>
     <w:p>
       <w:pPr>
         <w:pStyle w:val="Heading1"/>
@@ -32619,7 +32619,7 @@
     </w:p>
     <w:bookmarkEnd w:id="39"/>
     <w:bookmarkEnd w:id="40"/>
-    <w:bookmarkStart w:id="46" w:name="end-of-line-provisioning"/>
+    <w:bookmarkStart w:id="52" w:name="end-of-line-provisioning"/>
     <w:p>
       <w:pPr>
         <w:pStyle w:val="Heading2"/>
@@ -36669,8 +36669,4149 @@
       </w:r>
     </w:p>
     <w:bookmarkEnd w:id="45"/>
+    <w:bookmarkStart w:id="51" w:name="X39efbd638444d15434ed4bef9bb94b2c9b5f707"/>
+    <w:p>
+      <w:pPr>
+        <w:pStyle w:val="Heading3"/>
+      </w:pPr>
+      <w:r>
+        <w:t xml:space="preserve">7.6 The ATECC608B configuration zone, byte by byte</w:t>
+      </w:r>
+    </w:p>
+    <w:p>
+      <w:pPr>
+        <w:pStyle w:val="FirstParagraph"/>
+      </w:pPr>
+      <w:r>
+        <w:rPr>
+          <w:b/>
+          <w:bCs/>
+        </w:rPr>
+        <w:t xml:space="preserve">Status: reviewed here, NOT approved.</w:t>
+      </w:r>
+      <w:r>
+        <w:t xml:space="preserve"> </w:t>
+      </w:r>
+      <w:r>
+        <w:t xml:space="preserve">This section is the review a person signs off; it</w:t>
+      </w:r>
+      <w:r>
+        <w:t xml:space="preserve"> </w:t>
+      </w:r>
+      <w:r>
+        <w:t xml:space="preserve">does not sign itself off.</w:t>
+      </w:r>
+      <w:r>
+        <w:t xml:space="preserve"> </w:t>
+      </w:r>
+      <w:r>
+        <w:rPr>
+          <w:rStyle w:val="VerbatimChar"/>
+        </w:rPr>
+        <w:t xml:space="preserve">firmware/tools/atecc608b_config.py</w:t>
+      </w:r>
+      <w:r>
+        <w:t xml:space="preserve"> </w:t>
+      </w:r>
+      <w:r>
+        <w:t xml:space="preserve">carries</w:t>
+      </w:r>
+      <w:r>
+        <w:t xml:space="preserve"> </w:t>
+      </w:r>
+      <w:r>
+        <w:rPr>
+          <w:rStyle w:val="VerbatimChar"/>
+        </w:rPr>
+        <w:t xml:space="preserve">REVIEWED = False</w:t>
+      </w:r>
+      <w:r>
+        <w:t xml:space="preserve">,</w:t>
+      </w:r>
+      <w:r>
+        <w:t xml:space="preserve"> </w:t>
+      </w:r>
+      <w:r>
+        <w:t xml:space="preserve">and</w:t>
+      </w:r>
+      <w:r>
+        <w:t xml:space="preserve"> </w:t>
+      </w:r>
+      <w:r>
+        <w:rPr>
+          <w:rStyle w:val="VerbatimChar"/>
+        </w:rPr>
+        <w:t xml:space="preserve">provision.py</w:t>
+      </w:r>
+      <w:r>
+        <w:t xml:space="preserve"> </w:t>
+      </w:r>
+      <w:r>
+        <w:rPr>
+          <w:b/>
+          <w:bCs/>
+        </w:rPr>
+        <w:t xml:space="preserve">refuses to run against a real part</w:t>
+      </w:r>
+      <w:r>
+        <w:t xml:space="preserve"> </w:t>
+      </w:r>
+      <w:r>
+        <w:t xml:space="preserve">while it is False — see 7.6.5.</w:t>
+      </w:r>
+    </w:p>
+    <w:bookmarkStart w:id="46" w:name="X4a5322fab49ebec6fae630a900df0a904dda78c"/>
+    <w:p>
+      <w:pPr>
+        <w:pStyle w:val="Heading4"/>
+      </w:pPr>
+      <w:r>
+        <w:t xml:space="preserve">7.6.1 The framing, which is not</w:t>
+      </w:r>
+      <w:r>
+        <w:t xml:space="preserve"> </w:t>
+      </w:r>
+      <w:r>
+        <w:t xml:space="preserve">“4 of 128 bytes are done”</w:t>
+      </w:r>
+    </w:p>
+    <w:p>
+      <w:pPr>
+        <w:pStyle w:val="FirstParagraph"/>
+      </w:pPr>
+      <w:r>
+        <w:t xml:space="preserve">It is commonly stated that four of the 128 configuration bytes have been reviewed and 124</w:t>
+      </w:r>
+      <w:r>
+        <w:t xml:space="preserve"> </w:t>
+      </w:r>
+      <w:r>
+        <w:t xml:space="preserve">have not. That is the wrong shape and it makes the remaining work look like a filling-in</w:t>
+      </w:r>
+      <w:r>
+        <w:t xml:space="preserve"> </w:t>
+      </w:r>
+      <w:r>
+        <w:t xml:space="preserve">exercise.</w:t>
+      </w:r>
+    </w:p>
+    <w:p>
+      <w:pPr>
+        <w:pStyle w:val="BodyText"/>
+      </w:pPr>
+      <w:r>
+        <w:t xml:space="preserve">The template</w:t>
+      </w:r>
+      <w:r>
+        <w:t xml:space="preserve"> </w:t>
+      </w:r>
+      <w:r>
+        <w:rPr>
+          <w:b/>
+          <w:bCs/>
+        </w:rPr>
+        <w:t xml:space="preserve">specifies four bytes and deliberately does not write the other 124.</w:t>
+      </w:r>
+      <w:r>
+        <w:t xml:space="preserve"> </w:t>
+      </w:r>
+      <w:r>
+        <w:t xml:space="preserve">It emits</w:t>
+      </w:r>
+      <w:r>
+        <w:t xml:space="preserve"> </w:t>
+      </w:r>
+      <w:r>
+        <w:t xml:space="preserve">an image</w:t>
+      </w:r>
+      <w:r>
+        <w:t xml:space="preserve"> </w:t>
+      </w:r>
+      <w:r>
+        <w:rPr>
+          <w:i/>
+          <w:iCs/>
+        </w:rPr>
+        <w:t xml:space="preserve">and a mask</w:t>
+      </w:r>
+      <w:r>
+        <w:t xml:space="preserve">; the mask is</w:t>
+      </w:r>
+      <w:r>
+        <w:t xml:space="preserve"> </w:t>
+      </w:r>
+      <w:r>
+        <w:rPr>
+          <w:rStyle w:val="VerbatimChar"/>
+        </w:rPr>
+        <w:t xml:space="preserve">0xFF</w:t>
+      </w:r>
+      <w:r>
+        <w:t xml:space="preserve"> </w:t>
+      </w:r>
+      <w:r>
+        <w:t xml:space="preserve">on four offsets and</w:t>
+      </w:r>
+      <w:r>
+        <w:t xml:space="preserve"> </w:t>
+      </w:r>
+      <w:r>
+        <w:rPr>
+          <w:rStyle w:val="VerbatimChar"/>
+        </w:rPr>
+        <w:t xml:space="preserve">0x00</w:t>
+      </w:r>
+      <w:r>
+        <w:t xml:space="preserve"> </w:t>
+      </w:r>
+      <w:r>
+        <w:t xml:space="preserve">everywhere else, and a</w:t>
+      </w:r>
+      <w:r>
+        <w:t xml:space="preserve"> </w:t>
+      </w:r>
+      <w:r>
+        <w:t xml:space="preserve">writer consults the mask, not the image. The 124 unspecified bytes are not blanks awaiting a</w:t>
+      </w:r>
+      <w:r>
+        <w:t xml:space="preserve"> </w:t>
+      </w:r>
+      <w:r>
+        <w:t xml:space="preserve">value — they are bytes this programme has decided</w:t>
+      </w:r>
+      <w:r>
+        <w:t xml:space="preserve"> </w:t>
+      </w:r>
+      <w:r>
+        <w:rPr>
+          <w:b/>
+          <w:bCs/>
+        </w:rPr>
+        <w:t xml:space="preserve">not to have an opinion about</w:t>
+      </w:r>
+      <w:r>
+        <w:t xml:space="preserve">, so that</w:t>
+      </w:r>
+      <w:r>
+        <w:t xml:space="preserve"> </w:t>
+      </w:r>
+      <w:r>
+        <w:t xml:space="preserve">the part keeps whatever it shipped with.</w:t>
+      </w:r>
+    </w:p>
+    <w:p>
+      <w:pPr>
+        <w:pStyle w:val="BodyText"/>
+      </w:pPr>
+      <w:r>
+        <w:t xml:space="preserve">So there are two different questions, and only the first is</w:t>
+      </w:r>
+      <w:r>
+        <w:t xml:space="preserve"> </w:t>
+      </w:r>
+      <w:r>
+        <w:t xml:space="preserve">“what value?”</w:t>
+      </w:r>
+      <w:r>
+        <w:t xml:space="preserve">:</w:t>
+      </w:r>
+    </w:p>
+    <w:p>
+      <w:pPr>
+        <w:pStyle w:val="Compact"/>
+        <w:numPr>
+          <w:ilvl w:val="0"/>
+          <w:numId w:val="1005"/>
+        </w:numPr>
+      </w:pPr>
+      <w:r>
+        <w:rPr>
+          <w:b/>
+          <w:bCs/>
+        </w:rPr>
+        <w:t xml:space="preserve">The four specified bytes</w:t>
+      </w:r>
+      <w:r>
+        <w:t xml:space="preserve"> </w:t>
+      </w:r>
+      <w:r>
+        <w:t xml:space="preserve">— are these the right values? (7.6.2)</w:t>
+      </w:r>
+    </w:p>
+    <w:p>
+      <w:pPr>
+        <w:pStyle w:val="Compact"/>
+        <w:numPr>
+          <w:ilvl w:val="0"/>
+          <w:numId w:val="1005"/>
+        </w:numPr>
+      </w:pPr>
+      <w:r>
+        <w:rPr>
+          <w:b/>
+          <w:bCs/>
+        </w:rPr>
+        <w:t xml:space="preserve">The 124 unspecified bytes</w:t>
+      </w:r>
+      <w:r>
+        <w:t xml:space="preserve"> </w:t>
+      </w:r>
+      <w:r>
+        <w:t xml:space="preserve">— is</w:t>
+      </w:r>
+      <w:r>
+        <w:t xml:space="preserve"> </w:t>
+      </w:r>
+      <w:r>
+        <w:rPr>
+          <w:i/>
+          <w:iCs/>
+        </w:rPr>
+        <w:t xml:space="preserve">inheriting the factory default</w:t>
+      </w:r>
+      <w:r>
+        <w:t xml:space="preserve"> </w:t>
+      </w:r>
+      <w:r>
+        <w:t xml:space="preserve">an acceptable posture</w:t>
+      </w:r>
+      <w:r>
+        <w:t xml:space="preserve"> </w:t>
+      </w:r>
+      <w:r>
+        <w:t xml:space="preserve">on a part that will be permanently locked? (7.6.3)</w:t>
+      </w:r>
+    </w:p>
+    <w:p>
+      <w:pPr>
+        <w:pStyle w:val="FirstParagraph"/>
+      </w:pPr>
+      <w:r>
+        <w:t xml:space="preserve">Question 2 is not answered by choosing 124 values. Choosing them would be the</w:t>
+      </w:r>
+      <w:r>
+        <w:t xml:space="preserve"> </w:t>
+      </w:r>
+      <w:r>
+        <w:rPr>
+          <w:i/>
+          <w:iCs/>
+        </w:rPr>
+        <w:t xml:space="preserve">worse</w:t>
+      </w:r>
+      <w:r>
+        <w:t xml:space="preserve"> </w:t>
+      </w:r>
+      <w:r>
+        <w:t xml:space="preserve">outcome: every one would be a number invented here and locked into silicon, and the reviewer</w:t>
+      </w:r>
+      <w:r>
+        <w:t xml:space="preserve"> </w:t>
+      </w:r>
+      <w:r>
+        <w:t xml:space="preserve">would have 128 things to check instead of four.</w:t>
+      </w:r>
+    </w:p>
     <w:bookmarkEnd w:id="46"/>
-    <w:bookmarkStart w:id="49" w:name="the-host-verification-tool"/>
+    <w:bookmarkStart w:id="47" w:name="the-four-specified-bytes"/>
+    <w:p>
+      <w:pPr>
+        <w:pStyle w:val="Heading4"/>
+      </w:pPr>
+      <w:r>
+        <w:t xml:space="preserve">7.6.2 The four specified bytes</w:t>
+      </w:r>
+    </w:p>
+    <w:p>
+      <w:pPr>
+        <w:pStyle w:val="FirstParagraph"/>
+      </w:pPr>
+      <w:r>
+        <w:rPr>
+          <w:rStyle w:val="VerbatimChar"/>
+        </w:rPr>
+        <w:t xml:space="preserve">SLOT_KEY = 0</w:t>
+      </w:r>
+      <w:r>
+        <w:t xml:space="preserve">. The instrument uses exactly one slot.</w:t>
+      </w:r>
+    </w:p>
+    <w:tbl>
+      <w:tblPr>
+        <w:tblStyle w:val="Table"/>
+        <w:tblW w:w="5000" w:type="pct"/>
+        <w:tblLayout w:type="autofit"/>
+        <w:tblLook w:firstRow="1" w:lastRow="0" w:firstColumn="0" w:lastColumn="0" w:noHBand="0" w:noVBand="0" w:val="0020"/>
+      </w:tblPr>
+      <w:tblGrid>
+        <w:gridCol w:w="2049"/>
+        <w:gridCol w:w="2476"/>
+        <w:gridCol w:w="1989"/>
+        <w:gridCol w:w="2897"/>
+      </w:tblGrid>
+      <w:tr>
+        <w:trPr>
+          <w:cantSplit/>
+          <w:tblHeader/>
+        </w:trPr>
+        <w:tc>
+          <w:tcPr>
+            <w:tcW w:w="2049" w:type="dxa"/>
+          </w:tcPr>
+          <w:p>
+            <w:pPr>
+              <w:pStyle w:val="Compact"/>
+            </w:pPr>
+            <w:r>
+              <w:t xml:space="preserve">Offset</w:t>
+            </w:r>
+          </w:p>
+        </w:tc>
+        <w:tc>
+          <w:tcPr>
+            <w:tcW w:w="2476" w:type="dxa"/>
+          </w:tcPr>
+          <w:p>
+            <w:pPr>
+              <w:pStyle w:val="Compact"/>
+            </w:pPr>
+            <w:r>
+              <w:t xml:space="preserve">Field</w:t>
+            </w:r>
+          </w:p>
+        </w:tc>
+        <w:tc>
+          <w:tcPr>
+            <w:tcW w:w="1989" w:type="dxa"/>
+          </w:tcPr>
+          <w:p>
+            <w:pPr>
+              <w:pStyle w:val="Compact"/>
+            </w:pPr>
+            <w:r>
+              <w:t xml:space="preserve">Value</w:t>
+            </w:r>
+          </w:p>
+        </w:tc>
+        <w:tc>
+          <w:tcPr>
+            <w:tcW w:w="2897" w:type="dxa"/>
+          </w:tcPr>
+          <w:p>
+            <w:pPr>
+              <w:pStyle w:val="Compact"/>
+            </w:pPr>
+            <w:r>
+              <w:t xml:space="preserve">Verified?</w:t>
+            </w:r>
+          </w:p>
+        </w:tc>
+      </w:tr>
+      <w:tr>
+        <w:trPr>
+          <w:cantSplit/>
+        </w:trPr>
+        <w:tc>
+          <w:tcPr>
+            <w:tcW w:w="2049" w:type="dxa"/>
+          </w:tcPr>
+          <w:p>
+            <w:pPr>
+              <w:pStyle w:val="Compact"/>
+            </w:pPr>
+            <w:r>
+              <w:t xml:space="preserve">20</w:t>
+            </w:r>
+          </w:p>
+        </w:tc>
+        <w:tc>
+          <w:tcPr>
+            <w:tcW w:w="2476" w:type="dxa"/>
+          </w:tcPr>
+          <w:p>
+            <w:pPr>
+              <w:pStyle w:val="Compact"/>
+            </w:pPr>
+            <w:r>
+              <w:t xml:space="preserve">SlotConfig[0] low</w:t>
+            </w:r>
+          </w:p>
+        </w:tc>
+        <w:tc>
+          <w:tcPr>
+            <w:tcW w:w="1989" w:type="dxa"/>
+          </w:tcPr>
+          <w:p>
+            <w:pPr>
+              <w:pStyle w:val="Compact"/>
+            </w:pPr>
+            <w:r>
+              <w:rPr>
+                <w:rStyle w:val="VerbatimChar"/>
+              </w:rPr>
+              <w:t xml:space="preserve">0x81</w:t>
+            </w:r>
+          </w:p>
+        </w:tc>
+        <w:tc>
+          <w:tcPr>
+            <w:tcW w:w="2897" w:type="dxa"/>
+          </w:tcPr>
+          <w:p>
+            <w:pPr>
+              <w:pStyle w:val="Compact"/>
+            </w:pPr>
+            <w:r>
+              <w:t xml:space="preserve">reasoned; bit meanings</w:t>
+            </w:r>
+            <w:r>
+              <w:t xml:space="preserve"> </w:t>
+            </w:r>
+            <w:r>
+              <w:rPr>
+                <w:b/>
+                <w:bCs/>
+              </w:rPr>
+              <w:t xml:space="preserve">asserted</w:t>
+            </w:r>
+            <w:r>
+              <w:t xml:space="preserve">, see below</w:t>
+            </w:r>
+          </w:p>
+        </w:tc>
+      </w:tr>
+      <w:tr>
+        <w:trPr>
+          <w:cantSplit/>
+        </w:trPr>
+        <w:tc>
+          <w:tcPr>
+            <w:tcW w:w="2049" w:type="dxa"/>
+          </w:tcPr>
+          <w:p>
+            <w:pPr>
+              <w:pStyle w:val="Compact"/>
+            </w:pPr>
+            <w:r>
+              <w:t xml:space="preserve">21</w:t>
+            </w:r>
+          </w:p>
+        </w:tc>
+        <w:tc>
+          <w:tcPr>
+            <w:tcW w:w="2476" w:type="dxa"/>
+          </w:tcPr>
+          <w:p>
+            <w:pPr>
+              <w:pStyle w:val="Compact"/>
+            </w:pPr>
+            <w:r>
+              <w:t xml:space="preserve">SlotConfig[0] high</w:t>
+            </w:r>
+          </w:p>
+        </w:tc>
+        <w:tc>
+          <w:tcPr>
+            <w:tcW w:w="1989" w:type="dxa"/>
+          </w:tcPr>
+          <w:p>
+            <w:pPr>
+              <w:pStyle w:val="Compact"/>
+            </w:pPr>
+            <w:r>
+              <w:rPr>
+                <w:rStyle w:val="VerbatimChar"/>
+              </w:rPr>
+              <w:t xml:space="preserve">0x20</w:t>
+            </w:r>
+          </w:p>
+        </w:tc>
+        <w:tc>
+          <w:tcPr>
+            <w:tcW w:w="2897" w:type="dxa"/>
+          </w:tcPr>
+          <w:p>
+            <w:pPr>
+              <w:pStyle w:val="Compact"/>
+            </w:pPr>
+            <w:r>
+              <w:rPr>
+                <w:b/>
+                <w:bCs/>
+              </w:rPr>
+              <w:t xml:space="preserve">UNVERIFIED — checklist item 1</w:t>
+            </w:r>
+          </w:p>
+        </w:tc>
+      </w:tr>
+      <w:tr>
+        <w:trPr>
+          <w:cantSplit/>
+        </w:trPr>
+        <w:tc>
+          <w:tcPr>
+            <w:tcW w:w="2049" w:type="dxa"/>
+          </w:tcPr>
+          <w:p>
+            <w:pPr>
+              <w:pStyle w:val="Compact"/>
+            </w:pPr>
+            <w:r>
+              <w:t xml:space="preserve">96</w:t>
+            </w:r>
+          </w:p>
+        </w:tc>
+        <w:tc>
+          <w:tcPr>
+            <w:tcW w:w="2476" w:type="dxa"/>
+          </w:tcPr>
+          <w:p>
+            <w:pPr>
+              <w:pStyle w:val="Compact"/>
+            </w:pPr>
+            <w:r>
+              <w:t xml:space="preserve">KeyConfig[0] low</w:t>
+            </w:r>
+          </w:p>
+        </w:tc>
+        <w:tc>
+          <w:tcPr>
+            <w:tcW w:w="1989" w:type="dxa"/>
+          </w:tcPr>
+          <w:p>
+            <w:pPr>
+              <w:pStyle w:val="Compact"/>
+            </w:pPr>
+            <w:r>
+              <w:rPr>
+                <w:rStyle w:val="VerbatimChar"/>
+              </w:rPr>
+              <w:t xml:space="preserve">0x33</w:t>
+            </w:r>
+          </w:p>
+        </w:tc>
+        <w:tc>
+          <w:tcPr>
+            <w:tcW w:w="2897" w:type="dxa"/>
+          </w:tcPr>
+          <w:p>
+            <w:pPr>
+              <w:pStyle w:val="Compact"/>
+            </w:pPr>
+            <w:r>
+              <w:t xml:space="preserve">reasoned</w:t>
+            </w:r>
+          </w:p>
+        </w:tc>
+      </w:tr>
+      <w:tr>
+        <w:trPr>
+          <w:cantSplit/>
+        </w:trPr>
+        <w:tc>
+          <w:tcPr>
+            <w:tcW w:w="2049" w:type="dxa"/>
+          </w:tcPr>
+          <w:p>
+            <w:pPr>
+              <w:pStyle w:val="Compact"/>
+            </w:pPr>
+            <w:r>
+              <w:t xml:space="preserve">97</w:t>
+            </w:r>
+          </w:p>
+        </w:tc>
+        <w:tc>
+          <w:tcPr>
+            <w:tcW w:w="2476" w:type="dxa"/>
+          </w:tcPr>
+          <w:p>
+            <w:pPr>
+              <w:pStyle w:val="Compact"/>
+            </w:pPr>
+            <w:r>
+              <w:t xml:space="preserve">KeyConfig[0] high</w:t>
+            </w:r>
+          </w:p>
+        </w:tc>
+        <w:tc>
+          <w:tcPr>
+            <w:tcW w:w="1989" w:type="dxa"/>
+          </w:tcPr>
+          <w:p>
+            <w:pPr>
+              <w:pStyle w:val="Compact"/>
+            </w:pPr>
+            <w:r>
+              <w:rPr>
+                <w:rStyle w:val="VerbatimChar"/>
+              </w:rPr>
+              <w:t xml:space="preserve">0x00</w:t>
+            </w:r>
+          </w:p>
+        </w:tc>
+        <w:tc>
+          <w:tcPr>
+            <w:tcW w:w="2897" w:type="dxa"/>
+          </w:tcPr>
+          <w:p>
+            <w:pPr>
+              <w:pStyle w:val="Compact"/>
+            </w:pPr>
+            <w:r>
+              <w:t xml:space="preserve">reasoned</w:t>
+            </w:r>
+          </w:p>
+        </w:tc>
+      </w:tr>
+    </w:tbl>
+    <w:p>
+      <w:pPr>
+        <w:pStyle w:val="BodyText"/>
+      </w:pPr>
+      <w:r>
+        <w:rPr>
+          <w:b/>
+          <w:bCs/>
+        </w:rPr>
+        <w:t xml:space="preserve">Offset 20 — SlotConfig[0] low.</w:t>
+      </w:r>
+      <w:r>
+        <w:t xml:space="preserve"> </w:t>
+      </w:r>
+      <w:r>
+        <w:rPr>
+          <w:rStyle w:val="VerbatimChar"/>
+        </w:rPr>
+        <w:t xml:space="preserve">0x81</w:t>
+      </w:r>
+      <w:r>
+        <w:t xml:space="preserve"> </w:t>
+      </w:r>
+      <w:r>
+        <w:t xml:space="preserve">=</w:t>
+      </w:r>
+      <w:r>
+        <w:t xml:space="preserve"> </w:t>
+      </w:r>
+      <w:r>
+        <w:rPr>
+          <w:rStyle w:val="VerbatimChar"/>
+        </w:rPr>
+        <w:t xml:space="preserve">IsSecret</w:t>
+      </w:r>
+      <w:r>
+        <w:t xml:space="preserve"> </w:t>
+      </w:r>
+      <w:r>
+        <w:t xml:space="preserve">(bit 7) set,</w:t>
+      </w:r>
+      <w:r>
+        <w:t xml:space="preserve"> </w:t>
+      </w:r>
+      <w:r>
+        <w:rPr>
+          <w:rStyle w:val="VerbatimChar"/>
+        </w:rPr>
+        <w:t xml:space="preserve">EncryptRead</w:t>
+      </w:r>
+      <w:r>
+        <w:t xml:space="preserve"> </w:t>
+      </w:r>
+      <w:r>
+        <w:t xml:space="preserve">(bit 6)</w:t>
+      </w:r>
+      <w:r>
+        <w:t xml:space="preserve"> </w:t>
+      </w:r>
+      <w:r>
+        <w:t xml:space="preserve">clear,</w:t>
+      </w:r>
+      <w:r>
+        <w:t xml:space="preserve"> </w:t>
+      </w:r>
+      <w:r>
+        <w:rPr>
+          <w:rStyle w:val="VerbatimChar"/>
+        </w:rPr>
+        <w:t xml:space="preserve">LimitedUse</w:t>
+      </w:r>
+      <w:r>
+        <w:t xml:space="preserve"> </w:t>
+      </w:r>
+      <w:r>
+        <w:t xml:space="preserve">(bit 5) clear,</w:t>
+      </w:r>
+      <w:r>
+        <w:t xml:space="preserve"> </w:t>
+      </w:r>
+      <w:r>
+        <w:rPr>
+          <w:rStyle w:val="VerbatimChar"/>
+        </w:rPr>
+        <w:t xml:space="preserve">NoMac</w:t>
+      </w:r>
+      <w:r>
+        <w:t xml:space="preserve"> </w:t>
+      </w:r>
+      <w:r>
+        <w:t xml:space="preserve">(bit 4) clear,</w:t>
+      </w:r>
+      <w:r>
+        <w:t xml:space="preserve"> </w:t>
+      </w:r>
+      <w:r>
+        <w:rPr>
+          <w:rStyle w:val="VerbatimChar"/>
+        </w:rPr>
+        <w:t xml:space="preserve">ReadKey</w:t>
+      </w:r>
+      <w:r>
+        <w:t xml:space="preserve"> </w:t>
+      </w:r>
+      <w:r>
+        <w:t xml:space="preserve">(bits 3–0) =</w:t>
+      </w:r>
+      <w:r>
+        <w:t xml:space="preserve"> </w:t>
+      </w:r>
+      <w:r>
+        <w:rPr>
+          <w:rStyle w:val="VerbatimChar"/>
+        </w:rPr>
+        <w:t xml:space="preserve">0x1</w:t>
+      </w:r>
+      <w:r>
+        <w:t xml:space="preserve">.</w:t>
+      </w:r>
+    </w:p>
+    <w:p>
+      <w:pPr>
+        <w:pStyle w:val="Compact"/>
+        <w:numPr>
+          <w:ilvl w:val="0"/>
+          <w:numId w:val="1006"/>
+        </w:numPr>
+      </w:pPr>
+      <w:r>
+        <w:rPr>
+          <w:rStyle w:val="VerbatimChar"/>
+        </w:rPr>
+        <w:t xml:space="preserve">IsSecret = 1</w:t>
+      </w:r>
+      <w:r>
+        <w:t xml:space="preserve"> </w:t>
+      </w:r>
+      <w:r>
+        <w:t xml:space="preserve">with</w:t>
+      </w:r>
+      <w:r>
+        <w:t xml:space="preserve"> </w:t>
+      </w:r>
+      <w:r>
+        <w:rPr>
+          <w:rStyle w:val="VerbatimChar"/>
+        </w:rPr>
+        <w:t xml:space="preserve">EncryptRead = 0</w:t>
+      </w:r>
+      <w:r>
+        <w:t xml:space="preserve"> </w:t>
+      </w:r>
+      <w:r>
+        <w:t xml:space="preserve">is the whole reason the part is fitted: the private</w:t>
+      </w:r>
+      <w:r>
+        <w:t xml:space="preserve"> </w:t>
+      </w:r>
+      <w:r>
+        <w:t xml:space="preserve">key is not readable by any means. This is E-21 and it is the least ambiguous bit here.</w:t>
+      </w:r>
+    </w:p>
+    <w:p>
+      <w:pPr>
+        <w:pStyle w:val="Compact"/>
+        <w:numPr>
+          <w:ilvl w:val="0"/>
+          <w:numId w:val="1006"/>
+        </w:numPr>
+      </w:pPr>
+      <w:r>
+        <w:rPr>
+          <w:rStyle w:val="VerbatimChar"/>
+        </w:rPr>
+        <w:t xml:space="preserve">LimitedUse = 0</w:t>
+      </w:r>
+      <w:r>
+        <w:t xml:space="preserve"> </w:t>
+      </w:r>
+      <w:r>
+        <w:t xml:space="preserve">is</w:t>
+      </w:r>
+      <w:r>
+        <w:t xml:space="preserve"> </w:t>
+      </w:r>
+      <w:r>
+        <w:rPr>
+          <w:b/>
+          <w:bCs/>
+        </w:rPr>
+        <w:t xml:space="preserve">load-bearing and correctly clear.</w:t>
+      </w:r>
+      <w:r>
+        <w:t xml:space="preserve"> </w:t>
+      </w:r>
+      <w:r>
+        <w:t xml:space="preserve">A limited-use slot burns a</w:t>
+      </w:r>
+      <w:r>
+        <w:t xml:space="preserve"> </w:t>
+      </w:r>
+      <w:r>
+        <w:t xml:space="preserve">monotonic counter per use. F-08 signs every 2048 samples — about one signature every two</w:t>
+      </w:r>
+      <w:r>
+        <w:t xml:space="preserve"> </w:t>
+      </w:r>
+      <w:r>
+        <w:t xml:space="preserve">seconds at 1000 Hz — so any counter would exhaust and the unit would stop signing</w:t>
+      </w:r>
+      <w:r>
+        <w:t xml:space="preserve"> </w:t>
+      </w:r>
+      <w:r>
+        <w:t xml:space="preserve">mid-study. Setting this bit would be a slow, silent field failure.</w:t>
+      </w:r>
+    </w:p>
+    <w:p>
+      <w:pPr>
+        <w:pStyle w:val="Compact"/>
+        <w:numPr>
+          <w:ilvl w:val="0"/>
+          <w:numId w:val="1006"/>
+        </w:numPr>
+      </w:pPr>
+      <w:r>
+        <w:rPr>
+          <w:rStyle w:val="VerbatimChar"/>
+        </w:rPr>
+        <w:t xml:space="preserve">ReadKey = 0x1</w:t>
+      </w:r>
+      <w:r>
+        <w:t xml:space="preserve">. For an ECC private-key slot these four bits are permissions rather than a</w:t>
+      </w:r>
+      <w:r>
+        <w:t xml:space="preserve"> </w:t>
+      </w:r>
+      <w:r>
+        <w:t xml:space="preserve">key id: bit 0 external signatures, bit 1 internal signatures, bit 2 ECDH, bit 3 ECDH master</w:t>
+      </w:r>
+      <w:r>
+        <w:t xml:space="preserve"> </w:t>
+      </w:r>
+      <w:r>
+        <w:t xml:space="preserve">secret out in the clear. Only bit 0 is set, which is the minimum F-08 and T16 need, and</w:t>
+      </w:r>
+      <w:r>
+        <w:t xml:space="preserve"> </w:t>
+      </w:r>
+      <w:r>
+        <w:t xml:space="preserve">bits 2 and 3 are the ones that would matter if wrong — this design does no key agreement</w:t>
+      </w:r>
+      <w:r>
+        <w:t xml:space="preserve"> </w:t>
+      </w:r>
+      <w:r>
+        <w:t xml:space="preserve">at all, so granting ECDH would only create a way to use the identity key for something the</w:t>
+      </w:r>
+      <w:r>
+        <w:t xml:space="preserve"> </w:t>
+      </w:r>
+      <w:r>
+        <w:t xml:space="preserve">instrument does not do.</w:t>
+      </w:r>
+      <w:r>
+        <w:t xml:space="preserve"> </w:t>
+      </w:r>
+      <w:r>
+        <w:rPr>
+          <w:b/>
+          <w:bCs/>
+        </w:rPr>
+        <w:t xml:space="preserve">The bit-position assignment above is asserted from the published</w:t>
+      </w:r>
+      <w:r>
+        <w:rPr>
+          <w:b/>
+          <w:bCs/>
+        </w:rPr>
+        <w:t xml:space="preserve"> </w:t>
+      </w:r>
+      <w:r>
+        <w:rPr>
+          <w:b/>
+          <w:bCs/>
+        </w:rPr>
+        <w:t xml:space="preserve">semantics of the family, not read out of the 608B datasheet in front of a reviewer. It is</w:t>
+      </w:r>
+      <w:r>
+        <w:rPr>
+          <w:b/>
+          <w:bCs/>
+        </w:rPr>
+        <w:t xml:space="preserve"> </w:t>
+      </w:r>
+      <w:r>
+        <w:rPr>
+          <w:b/>
+          <w:bCs/>
+        </w:rPr>
+        <w:t xml:space="preserve">checklist item 2 and it stays open.</w:t>
+      </w:r>
+    </w:p>
+    <w:p>
+      <w:pPr>
+        <w:pStyle w:val="FirstParagraph"/>
+      </w:pPr>
+      <w:r>
+        <w:rPr>
+          <w:b/>
+          <w:bCs/>
+        </w:rPr>
+        <w:t xml:space="preserve">Offset 21 — SlotConfig[0] high. This is the one that can scrap parts, and it is not</w:t>
+      </w:r>
+      <w:r>
+        <w:rPr>
+          <w:b/>
+          <w:bCs/>
+        </w:rPr>
+        <w:t xml:space="preserve"> </w:t>
+      </w:r>
+      <w:r>
+        <w:rPr>
+          <w:b/>
+          <w:bCs/>
+        </w:rPr>
+        <w:t xml:space="preserve">resolved here.</w:t>
+      </w:r>
+      <w:r>
+        <w:t xml:space="preserve"> </w:t>
+      </w:r>
+      <w:r>
+        <w:rPr>
+          <w:rStyle w:val="VerbatimChar"/>
+        </w:rPr>
+        <w:t xml:space="preserve">0x20</w:t>
+      </w:r>
+      <w:r>
+        <w:t xml:space="preserve"> </w:t>
+      </w:r>
+      <w:r>
+        <w:t xml:space="preserve">=</w:t>
+      </w:r>
+      <w:r>
+        <w:t xml:space="preserve"> </w:t>
+      </w:r>
+      <w:r>
+        <w:rPr>
+          <w:rStyle w:val="VerbatimChar"/>
+        </w:rPr>
+        <w:t xml:space="preserve">WriteKey</w:t>
+      </w:r>
+      <w:r>
+        <w:t xml:space="preserve"> </w:t>
+      </w:r>
+      <w:r>
+        <w:t xml:space="preserve">(bits 11–8) =</w:t>
+      </w:r>
+      <w:r>
+        <w:t xml:space="preserve"> </w:t>
+      </w:r>
+      <w:r>
+        <w:rPr>
+          <w:rStyle w:val="VerbatimChar"/>
+        </w:rPr>
+        <w:t xml:space="preserve">0x0</w:t>
+      </w:r>
+      <w:r>
+        <w:t xml:space="preserve">,</w:t>
+      </w:r>
+      <w:r>
+        <w:t xml:space="preserve"> </w:t>
+      </w:r>
+      <w:r>
+        <w:rPr>
+          <w:rStyle w:val="VerbatimChar"/>
+        </w:rPr>
+        <w:t xml:space="preserve">WriteConfig</w:t>
+      </w:r>
+      <w:r>
+        <w:t xml:space="preserve"> </w:t>
+      </w:r>
+      <w:r>
+        <w:t xml:space="preserve">(bits 15–12) =</w:t>
+      </w:r>
+      <w:r>
+        <w:t xml:space="preserve"> </w:t>
+      </w:r>
+      <w:r>
+        <w:rPr>
+          <w:rStyle w:val="VerbatimChar"/>
+        </w:rPr>
+        <w:t xml:space="preserve">0x2</w:t>
+      </w:r>
+      <w:r>
+        <w:t xml:space="preserve">.</w:t>
+      </w:r>
+    </w:p>
+    <w:p>
+      <w:pPr>
+        <w:pStyle w:val="BodyText"/>
+      </w:pPr>
+      <w:r>
+        <w:t xml:space="preserve">The</w:t>
+      </w:r>
+      <w:r>
+        <w:t xml:space="preserve"> </w:t>
+      </w:r>
+      <w:r>
+        <w:rPr>
+          <w:i/>
+          <w:iCs/>
+        </w:rPr>
+        <w:t xml:space="preserve">intent</w:t>
+      </w:r>
+      <w:r>
+        <w:t xml:space="preserve"> </w:t>
+      </w:r>
+      <w:r>
+        <w:t xml:space="preserve">is exact and is not in doubt:</w:t>
+      </w:r>
+      <w:r>
+        <w:t xml:space="preserve"> </w:t>
+      </w:r>
+      <w:r>
+        <w:rPr>
+          <w:b/>
+          <w:bCs/>
+        </w:rPr>
+        <w:t xml:space="preserve">GenKey may create the key inside the part; no</w:t>
+      </w:r>
+      <w:r>
+        <w:rPr>
+          <w:b/>
+          <w:bCs/>
+        </w:rPr>
+        <w:t xml:space="preserve"> </w:t>
+      </w:r>
+      <w:r>
+        <w:rPr>
+          <w:b/>
+          <w:bCs/>
+        </w:rPr>
+        <w:t xml:space="preserve">command may write a private key in from outside.</w:t>
+      </w:r>
+      <w:r>
+        <w:t xml:space="preserve"> </w:t>
+      </w:r>
+      <w:r>
+        <w:t xml:space="preserve">What is in doubt is whether</w:t>
+      </w:r>
+      <w:r>
+        <w:t xml:space="preserve"> </w:t>
+      </w:r>
+      <w:r>
+        <w:rPr>
+          <w:rStyle w:val="VerbatimChar"/>
+        </w:rPr>
+        <w:t xml:space="preserve">0x2</w:t>
+      </w:r>
+      <w:r>
+        <w:t xml:space="preserve"> </w:t>
+      </w:r>
+      <w:r>
+        <w:t xml:space="preserve">encodes</w:t>
+      </w:r>
+      <w:r>
+        <w:t xml:space="preserve"> </w:t>
+      </w:r>
+      <w:r>
+        <w:t xml:space="preserve">that intent on the 608B.</w:t>
+      </w:r>
+    </w:p>
+    <w:p>
+      <w:pPr>
+        <w:pStyle w:val="BodyText"/>
+      </w:pPr>
+      <w:r>
+        <w:t xml:space="preserve">What a reviewer has to establish, and why each half matters:</w:t>
+      </w:r>
+    </w:p>
+    <w:p>
+      <w:pPr>
+        <w:pStyle w:val="Compact"/>
+        <w:numPr>
+          <w:ilvl w:val="0"/>
+          <w:numId w:val="1007"/>
+        </w:numPr>
+      </w:pPr>
+      <w:r>
+        <w:rPr>
+          <w:b/>
+          <w:bCs/>
+        </w:rPr>
+        <w:t xml:space="preserve">Too permissive</w:t>
+      </w:r>
+      <w:r>
+        <w:t xml:space="preserve"> </w:t>
+      </w:r>
+      <w:r>
+        <w:t xml:space="preserve">— if the encoding leaves an external write path open, a key can be</w:t>
+      </w:r>
+      <w:r>
+        <w:t xml:space="preserve"> </w:t>
+      </w:r>
+      <w:r>
+        <w:t xml:space="preserve">loaded from outside and E-21 is defeated. The failure is silent: the part works, the</w:t>
+      </w:r>
+      <w:r>
+        <w:t xml:space="preserve"> </w:t>
+      </w:r>
+      <w:r>
+        <w:t xml:space="preserve">signatures verify, and the guarantee that the key never existed outside the device is gone.</w:t>
+      </w:r>
+    </w:p>
+    <w:p>
+      <w:pPr>
+        <w:pStyle w:val="Compact"/>
+        <w:numPr>
+          <w:ilvl w:val="0"/>
+          <w:numId w:val="1007"/>
+        </w:numPr>
+      </w:pPr>
+      <w:r>
+        <w:rPr>
+          <w:b/>
+          <w:bCs/>
+        </w:rPr>
+        <w:t xml:space="preserve">Too restrictive</w:t>
+      </w:r>
+      <w:r>
+        <w:t xml:space="preserve"> </w:t>
+      </w:r>
+      <w:r>
+        <w:t xml:space="preserve">— if the encoding forbids GenKey, then after the configuration zone is</w:t>
+      </w:r>
+      <w:r>
+        <w:t xml:space="preserve"> </w:t>
+      </w:r>
+      <w:r>
+        <w:t xml:space="preserve">locked GenKey is refused for ever, provisioning step 3 fails, and the part is scrap. The</w:t>
+      </w:r>
+      <w:r>
+        <w:t xml:space="preserve"> </w:t>
+      </w:r>
+      <w:r>
+        <w:t xml:space="preserve">failure is loud but terminal, and it happens</w:t>
+      </w:r>
+      <w:r>
+        <w:t xml:space="preserve"> </w:t>
+      </w:r>
+      <w:r>
+        <w:rPr>
+          <w:b/>
+          <w:bCs/>
+        </w:rPr>
+        <w:t xml:space="preserve">after</w:t>
+      </w:r>
+      <w:r>
+        <w:t xml:space="preserve"> </w:t>
+      </w:r>
+      <w:r>
+        <w:t xml:space="preserve">the irreversible step.</w:t>
+      </w:r>
+    </w:p>
+    <w:p>
+      <w:pPr>
+        <w:pStyle w:val="FirstParagraph"/>
+      </w:pPr>
+      <w:r>
+        <w:t xml:space="preserve">The two bits usually described as</w:t>
+      </w:r>
+      <w:r>
+        <w:t xml:space="preserve"> </w:t>
+      </w:r>
+      <w:r>
+        <w:rPr>
+          <w:rStyle w:val="VerbatimChar"/>
+        </w:rPr>
+        <w:t xml:space="preserve">GenKeyEn</w:t>
+      </w:r>
+      <w:r>
+        <w:t xml:space="preserve"> </w:t>
+      </w:r>
+      <w:r>
+        <w:t xml:space="preserve">and</w:t>
+      </w:r>
+      <w:r>
+        <w:t xml:space="preserve"> </w:t>
+      </w:r>
+      <w:r>
+        <w:rPr>
+          <w:rStyle w:val="VerbatimChar"/>
+        </w:rPr>
+        <w:t xml:space="preserve">PrivWrite</w:t>
+      </w:r>
+      <w:r>
+        <w:t xml:space="preserve"> </w:t>
+      </w:r>
+      <w:r>
+        <w:t xml:space="preserve">within this nibble are the ones</w:t>
+      </w:r>
+      <w:r>
+        <w:t xml:space="preserve"> </w:t>
+      </w:r>
+      <w:r>
+        <w:t xml:space="preserve">that decide it, and the upper two bits additionally select the plain</w:t>
+      </w:r>
+      <w:r>
+        <w:t xml:space="preserve"> </w:t>
+      </w:r>
+      <w:r>
+        <w:rPr>
+          <w:rStyle w:val="VerbatimChar"/>
+        </w:rPr>
+        <w:t xml:space="preserve">Write</w:t>
+      </w:r>
+      <w:r>
+        <w:t xml:space="preserve"> </w:t>
+      </w:r>
+      <w:r>
+        <w:t xml:space="preserve">command’s</w:t>
+      </w:r>
+      <w:r>
+        <w:t xml:space="preserve"> </w:t>
+      </w:r>
+      <w:r>
+        <w:t xml:space="preserve">behaviour.</w:t>
+      </w:r>
+      <w:r>
+        <w:t xml:space="preserve"> </w:t>
+      </w:r>
+      <w:r>
+        <w:rPr>
+          <w:rStyle w:val="VerbatimChar"/>
+        </w:rPr>
+        <w:t xml:space="preserve">IsSecret = 1</w:t>
+      </w:r>
+      <w:r>
+        <w:t xml:space="preserve"> </w:t>
+      </w:r>
+      <w:r>
+        <w:t xml:space="preserve">on an ECC private slot already bars the ordinary</w:t>
+      </w:r>
+      <w:r>
+        <w:t xml:space="preserve"> </w:t>
+      </w:r>
+      <w:r>
+        <w:rPr>
+          <w:rStyle w:val="VerbatimChar"/>
+        </w:rPr>
+        <w:t xml:space="preserve">Write</w:t>
+      </w:r>
+      <w:r>
+        <w:t xml:space="preserve"> </w:t>
+      </w:r>
+      <w:r>
+        <w:t xml:space="preserve">path, so</w:t>
+      </w:r>
+      <w:r>
+        <w:t xml:space="preserve"> </w:t>
+      </w:r>
+      <w:r>
+        <w:t xml:space="preserve">the nibble’s</w:t>
+      </w:r>
+      <w:r>
+        <w:t xml:space="preserve"> </w:t>
+      </w:r>
+      <w:r>
+        <w:rPr>
+          <w:rStyle w:val="VerbatimChar"/>
+        </w:rPr>
+        <w:t xml:space="preserve">Write</w:t>
+      </w:r>
+      <w:r>
+        <w:t xml:space="preserve"> </w:t>
+      </w:r>
+      <w:r>
+        <w:t xml:space="preserve">half is expected to be moot here —</w:t>
+      </w:r>
+      <w:r>
+        <w:t xml:space="preserve"> </w:t>
+      </w:r>
+      <w:r>
+        <w:rPr>
+          <w:b/>
+          <w:bCs/>
+        </w:rPr>
+        <w:t xml:space="preserve">expected, not established.</w:t>
+      </w:r>
+    </w:p>
+    <w:p>
+      <w:pPr>
+        <w:pStyle w:val="BlockText"/>
+      </w:pPr>
+      <w:r>
+        <w:rPr>
+          <w:b/>
+          <w:bCs/>
+        </w:rPr>
+        <w:t xml:space="preserve">This must be read off the SlotConfig</w:t>
+      </w:r>
+      <w:r>
+        <w:rPr>
+          <w:b/>
+          <w:bCs/>
+        </w:rPr>
+        <w:t xml:space="preserve"> </w:t>
+      </w:r>
+      <w:r>
+        <w:rPr>
+          <w:rStyle w:val="VerbatimChar"/>
+          <w:b/>
+          <w:bCs/>
+        </w:rPr>
+        <w:t xml:space="preserve">WriteConfig</w:t>
+      </w:r>
+      <w:r>
+        <w:rPr>
+          <w:b/>
+          <w:bCs/>
+        </w:rPr>
+        <w:t xml:space="preserve"> </w:t>
+      </w:r>
+      <w:r>
+        <w:rPr>
+          <w:b/>
+          <w:bCs/>
+        </w:rPr>
+        <w:t xml:space="preserve">bit table in the ATECC608B datasheet</w:t>
+      </w:r>
+      <w:r>
+        <w:rPr>
+          <w:b/>
+          <w:bCs/>
+        </w:rPr>
+        <w:t xml:space="preserve"> </w:t>
+      </w:r>
+      <w:r>
+        <w:rPr>
+          <w:b/>
+          <w:bCs/>
+        </w:rPr>
+        <w:t xml:space="preserve">specifically, not the ATECC508A’s, and not from recollection — including the recollection</w:t>
+      </w:r>
+      <w:r>
+        <w:rPr>
+          <w:b/>
+          <w:bCs/>
+        </w:rPr>
+        <w:t xml:space="preserve"> </w:t>
+      </w:r>
+      <w:r>
+        <w:rPr>
+          <w:b/>
+          <w:bCs/>
+        </w:rPr>
+        <w:t xml:space="preserve">in this paragraph.</w:t>
+      </w:r>
+      <w:r>
+        <w:t xml:space="preserve"> </w:t>
+      </w:r>
+      <w:r>
+        <w:t xml:space="preserve">Nothing in this package has opened that table. The part number is</w:t>
+      </w:r>
+      <w:r>
+        <w:t xml:space="preserve"> </w:t>
+      </w:r>
+      <w:r>
+        <w:t xml:space="preserve">ATECC608B-SSHDA (checklist item 7).</w:t>
+      </w:r>
+    </w:p>
+    <w:p>
+      <w:pPr>
+        <w:pStyle w:val="FirstParagraph"/>
+      </w:pPr>
+      <w:r>
+        <w:rPr>
+          <w:b/>
+          <w:bCs/>
+        </w:rPr>
+        <w:t xml:space="preserve">Offsets 96 and 97 — KeyConfig[0].</w:t>
+      </w:r>
+      <w:r>
+        <w:t xml:space="preserve"> </w:t>
+      </w:r>
+      <w:r>
+        <w:rPr>
+          <w:rStyle w:val="VerbatimChar"/>
+        </w:rPr>
+        <w:t xml:space="preserve">0x0033</w:t>
+      </w:r>
+      <w:r>
+        <w:t xml:space="preserve"> </w:t>
+      </w:r>
+      <w:r>
+        <w:t xml:space="preserve">=</w:t>
+      </w:r>
+      <w:r>
+        <w:t xml:space="preserve"> </w:t>
+      </w:r>
+      <w:r>
+        <w:rPr>
+          <w:rStyle w:val="VerbatimChar"/>
+        </w:rPr>
+        <w:t xml:space="preserve">Private</w:t>
+      </w:r>
+      <w:r>
+        <w:t xml:space="preserve"> </w:t>
+      </w:r>
+      <w:r>
+        <w:t xml:space="preserve">(bit 0) set,</w:t>
+      </w:r>
+      <w:r>
+        <w:t xml:space="preserve"> </w:t>
+      </w:r>
+      <w:r>
+        <w:rPr>
+          <w:rStyle w:val="VerbatimChar"/>
+        </w:rPr>
+        <w:t xml:space="preserve">PubInfo</w:t>
+      </w:r>
+      <w:r>
+        <w:t xml:space="preserve"> </w:t>
+      </w:r>
+      <w:r>
+        <w:t xml:space="preserve">(bit 1)</w:t>
+      </w:r>
+      <w:r>
+        <w:t xml:space="preserve"> </w:t>
+      </w:r>
+      <w:r>
+        <w:t xml:space="preserve">set,</w:t>
+      </w:r>
+      <w:r>
+        <w:t xml:space="preserve"> </w:t>
+      </w:r>
+      <w:r>
+        <w:rPr>
+          <w:rStyle w:val="VerbatimChar"/>
+        </w:rPr>
+        <w:t xml:space="preserve">KeyType</w:t>
+      </w:r>
+      <w:r>
+        <w:t xml:space="preserve"> </w:t>
+      </w:r>
+      <w:r>
+        <w:t xml:space="preserve">(bits 4–2) =</w:t>
+      </w:r>
+      <w:r>
+        <w:t xml:space="preserve"> </w:t>
+      </w:r>
+      <w:r>
+        <w:rPr>
+          <w:rStyle w:val="VerbatimChar"/>
+        </w:rPr>
+        <w:t xml:space="preserve">0x4</w:t>
+      </w:r>
+      <w:r>
+        <w:t xml:space="preserve"> </w:t>
+      </w:r>
+      <w:r>
+        <w:t xml:space="preserve">(P-256),</w:t>
+      </w:r>
+      <w:r>
+        <w:t xml:space="preserve"> </w:t>
+      </w:r>
+      <w:r>
+        <w:rPr>
+          <w:rStyle w:val="VerbatimChar"/>
+        </w:rPr>
+        <w:t xml:space="preserve">Lockable</w:t>
+      </w:r>
+      <w:r>
+        <w:t xml:space="preserve"> </w:t>
+      </w:r>
+      <w:r>
+        <w:t xml:space="preserve">(bit 5) set,</w:t>
+      </w:r>
+      <w:r>
+        <w:t xml:space="preserve"> </w:t>
+      </w:r>
+      <w:r>
+        <w:rPr>
+          <w:rStyle w:val="VerbatimChar"/>
+        </w:rPr>
+        <w:t xml:space="preserve">ReqRandom</w:t>
+      </w:r>
+      <w:r>
+        <w:t xml:space="preserve">,</w:t>
+      </w:r>
+      <w:r>
+        <w:t xml:space="preserve"> </w:t>
+      </w:r>
+      <w:r>
+        <w:rPr>
+          <w:rStyle w:val="VerbatimChar"/>
+        </w:rPr>
+        <w:t xml:space="preserve">ReqAuth</w:t>
+      </w:r>
+      <w:r>
+        <w:t xml:space="preserve">,</w:t>
+      </w:r>
+      <w:r>
+        <w:t xml:space="preserve"> </w:t>
+      </w:r>
+      <w:r>
+        <w:rPr>
+          <w:rStyle w:val="VerbatimChar"/>
+        </w:rPr>
+        <w:t xml:space="preserve">AuthKey</w:t>
+      </w:r>
+      <w:r>
+        <w:t xml:space="preserve">,</w:t>
+      </w:r>
+      <w:r>
+        <w:t xml:space="preserve"> </w:t>
+      </w:r>
+      <w:r>
+        <w:rPr>
+          <w:rStyle w:val="VerbatimChar"/>
+        </w:rPr>
+        <w:t xml:space="preserve">PersistentDisable</w:t>
+      </w:r>
+      <w:r>
+        <w:t xml:space="preserve">,</w:t>
+      </w:r>
+      <w:r>
+        <w:t xml:space="preserve"> </w:t>
+      </w:r>
+      <w:r>
+        <w:rPr>
+          <w:rStyle w:val="VerbatimChar"/>
+        </w:rPr>
+        <w:t xml:space="preserve">X509id</w:t>
+      </w:r>
+      <w:r>
+        <w:t xml:space="preserve"> </w:t>
+      </w:r>
+      <w:r>
+        <w:t xml:space="preserve">all clear.</w:t>
+      </w:r>
+    </w:p>
+    <w:p>
+      <w:pPr>
+        <w:pStyle w:val="Compact"/>
+        <w:numPr>
+          <w:ilvl w:val="0"/>
+          <w:numId w:val="1008"/>
+        </w:numPr>
+      </w:pPr>
+      <w:r>
+        <w:rPr>
+          <w:rStyle w:val="VerbatimChar"/>
+        </w:rPr>
+        <w:t xml:space="preserve">Private = 1</w:t>
+      </w:r>
+      <w:r>
+        <w:t xml:space="preserve">,</w:t>
+      </w:r>
+      <w:r>
+        <w:t xml:space="preserve"> </w:t>
+      </w:r>
+      <w:r>
+        <w:rPr>
+          <w:rStyle w:val="VerbatimChar"/>
+        </w:rPr>
+        <w:t xml:space="preserve">KeyType = P-256</w:t>
+      </w:r>
+      <w:r>
+        <w:t xml:space="preserve"> </w:t>
+      </w:r>
+      <w:r>
+        <w:t xml:space="preserve">is the F-18 device key, and matches</w:t>
+      </w:r>
+      <w:r>
+        <w:t xml:space="preserve"> </w:t>
+      </w:r>
+      <w:r>
+        <w:rPr>
+          <w:rStyle w:val="VerbatimChar"/>
+        </w:rPr>
+        <w:t xml:space="preserve">drivers.c</w:t>
+      </w:r>
+      <w:r>
+        <w:t xml:space="preserve"> </w:t>
+      </w:r>
+      <w:r>
+        <w:t xml:space="preserve">calling</w:t>
+      </w:r>
+      <w:r>
+        <w:t xml:space="preserve"> </w:t>
+      </w:r>
+      <w:r>
+        <w:t xml:space="preserve">GenKey mode</w:t>
+      </w:r>
+      <w:r>
+        <w:t xml:space="preserve"> </w:t>
+      </w:r>
+      <w:r>
+        <w:rPr>
+          <w:rStyle w:val="VerbatimChar"/>
+        </w:rPr>
+        <w:t xml:space="preserve">0x04</w:t>
+      </w:r>
+      <w:r>
+        <w:t xml:space="preserve"> </w:t>
+      </w:r>
+      <w:r>
+        <w:t xml:space="preserve">to create and mode</w:t>
+      </w:r>
+      <w:r>
+        <w:t xml:space="preserve"> </w:t>
+      </w:r>
+      <w:r>
+        <w:rPr>
+          <w:rStyle w:val="VerbatimChar"/>
+        </w:rPr>
+        <w:t xml:space="preserve">0x00</w:t>
+      </w:r>
+      <w:r>
+        <w:t xml:space="preserve"> </w:t>
+      </w:r>
+      <w:r>
+        <w:t xml:space="preserve">to read the public half.</w:t>
+      </w:r>
+    </w:p>
+    <w:p>
+      <w:pPr>
+        <w:pStyle w:val="Compact"/>
+        <w:numPr>
+          <w:ilvl w:val="0"/>
+          <w:numId w:val="1008"/>
+        </w:numPr>
+      </w:pPr>
+      <w:r>
+        <w:rPr>
+          <w:rStyle w:val="VerbatimChar"/>
+          <w:b/>
+          <w:bCs/>
+        </w:rPr>
+        <w:t xml:space="preserve">PubInfo = 1</w:t>
+      </w:r>
+      <w:r>
+        <w:rPr>
+          <w:b/>
+          <w:bCs/>
+        </w:rPr>
+        <w:t xml:space="preserve"> </w:t>
+      </w:r>
+      <w:r>
+        <w:rPr>
+          <w:b/>
+          <w:bCs/>
+        </w:rPr>
+        <w:t xml:space="preserve">is load-bearing.</w:t>
+      </w:r>
+      <w:r>
+        <w:t xml:space="preserve"> </w:t>
+      </w:r>
+      <w:r>
+        <w:t xml:space="preserve">With it clear, GenKey mode</w:t>
+      </w:r>
+      <w:r>
+        <w:t xml:space="preserve"> </w:t>
+      </w:r>
+      <w:r>
+        <w:rPr>
+          <w:rStyle w:val="VerbatimChar"/>
+        </w:rPr>
+        <w:t xml:space="preserve">0x00</w:t>
+      </w:r>
+      <w:r>
+        <w:t xml:space="preserve"> </w:t>
+      </w:r>
+      <w:r>
+        <w:t xml:space="preserve">— provisioning step 4,</w:t>
+      </w:r>
+      <w:r>
+        <w:t xml:space="preserve"> </w:t>
+      </w:r>
+      <w:r>
+        <w:t xml:space="preserve">“read back the public key”</w:t>
+      </w:r>
+      <w:r>
+        <w:t xml:space="preserve"> </w:t>
+      </w:r>
+      <w:r>
+        <w:t xml:space="preserve">— is refused, and the unit ends up with a key nobody can name.</w:t>
+      </w:r>
+      <w:r>
+        <w:t xml:space="preserve"> </w:t>
+      </w:r>
+      <w:r>
+        <w:t xml:space="preserve">The M-03 label fingerprint, the Data Matrix and T16 all derive from that read-back. This is</w:t>
+      </w:r>
+      <w:r>
+        <w:t xml:space="preserve"> </w:t>
+      </w:r>
+      <w:r>
+        <w:t xml:space="preserve">the bit whose absence would be discovered only after the zone was locked.</w:t>
+      </w:r>
+    </w:p>
+    <w:p>
+      <w:pPr>
+        <w:pStyle w:val="Compact"/>
+        <w:numPr>
+          <w:ilvl w:val="0"/>
+          <w:numId w:val="1008"/>
+        </w:numPr>
+      </w:pPr>
+      <w:r>
+        <w:rPr>
+          <w:rStyle w:val="VerbatimChar"/>
+        </w:rPr>
+        <w:t xml:space="preserve">ReqAuth = 0</w:t>
+      </w:r>
+      <w:r>
+        <w:t xml:space="preserve">,</w:t>
+      </w:r>
+      <w:r>
+        <w:t xml:space="preserve"> </w:t>
+      </w:r>
+      <w:r>
+        <w:rPr>
+          <w:rStyle w:val="VerbatimChar"/>
+        </w:rPr>
+        <w:t xml:space="preserve">AuthKey = 0</w:t>
+      </w:r>
+      <w:r>
+        <w:t xml:space="preserve"> </w:t>
+      </w:r>
+      <w:r>
+        <w:t xml:space="preserve">is correct</w:t>
+      </w:r>
+      <w:r>
+        <w:t xml:space="preserve"> </w:t>
+      </w:r>
+      <w:r>
+        <w:rPr>
+          <w:b/>
+          <w:bCs/>
+        </w:rPr>
+        <w:t xml:space="preserve">because of a fact about this programme, not a</w:t>
+      </w:r>
+      <w:r>
+        <w:rPr>
+          <w:b/>
+          <w:bCs/>
+        </w:rPr>
+        <w:t xml:space="preserve"> </w:t>
+      </w:r>
+      <w:r>
+        <w:rPr>
+          <w:b/>
+          <w:bCs/>
+        </w:rPr>
+        <w:t xml:space="preserve">preference</w:t>
+      </w:r>
+      <w:r>
+        <w:t xml:space="preserve">: F-19 puts no host secret anywhere in the building, so there is no second key</w:t>
+      </w:r>
+      <w:r>
+        <w:t xml:space="preserve"> </w:t>
+      </w:r>
+      <w:r>
+        <w:t xml:space="preserve">to authorise against. An authorisation requirement here would make the key unusable rather</w:t>
+      </w:r>
+      <w:r>
+        <w:t xml:space="preserve"> </w:t>
+      </w:r>
+      <w:r>
+        <w:t xml:space="preserve">than safer.</w:t>
+      </w:r>
+    </w:p>
+    <w:p>
+      <w:pPr>
+        <w:pStyle w:val="Compact"/>
+        <w:numPr>
+          <w:ilvl w:val="0"/>
+          <w:numId w:val="1008"/>
+        </w:numPr>
+      </w:pPr>
+      <w:r>
+        <w:rPr>
+          <w:rStyle w:val="VerbatimChar"/>
+        </w:rPr>
+        <w:t xml:space="preserve">Lockable = 1</w:t>
+      </w:r>
+      <w:r>
+        <w:t xml:space="preserve"> </w:t>
+      </w:r>
+      <w:r>
+        <w:t xml:space="preserve">costs nothing and leaves open the option of sealing the slot individually</w:t>
+      </w:r>
+      <w:r>
+        <w:t xml:space="preserve"> </w:t>
+      </w:r>
+      <w:r>
+        <w:t xml:space="preserve">once the key exists. No opcode in this package uses it.</w:t>
+      </w:r>
+    </w:p>
+    <w:bookmarkEnd w:id="47"/>
+    <w:bookmarkStart w:id="48" w:name="the-124-bytes-that-are-not-written"/>
+    <w:p>
+      <w:pPr>
+        <w:pStyle w:val="Heading4"/>
+      </w:pPr>
+      <w:r>
+        <w:t xml:space="preserve">7.6.3 The 124 bytes that are not written</w:t>
+      </w:r>
+    </w:p>
+    <w:p>
+      <w:pPr>
+        <w:pStyle w:val="FirstParagraph"/>
+      </w:pPr>
+      <w:r>
+        <w:t xml:space="preserve">Grouped by what inheriting the factory default actually commits the programme to.</w:t>
+      </w:r>
+    </w:p>
+    <w:tbl>
+      <w:tblPr>
+        <w:tblStyle w:val="Table"/>
+        <w:tblW w:w="5000" w:type="pct"/>
+        <w:tblLayout w:type="autofit"/>
+        <w:tblLook w:firstRow="1" w:lastRow="0" w:firstColumn="0" w:lastColumn="0" w:noHBand="0" w:noVBand="0" w:val="0020"/>
+      </w:tblPr>
+      <w:tblGrid>
+        <w:gridCol w:w="1771"/>
+        <w:gridCol w:w="2314"/>
+        <w:gridCol w:w="1885"/>
+        <w:gridCol w:w="3441"/>
+      </w:tblGrid>
+      <w:tr>
+        <w:trPr>
+          <w:cantSplit/>
+          <w:tblHeader/>
+        </w:trPr>
+        <w:tc>
+          <w:tcPr>
+            <w:tcW w:w="1771" w:type="dxa"/>
+          </w:tcPr>
+          <w:p>
+            <w:pPr>
+              <w:pStyle w:val="Compact"/>
+            </w:pPr>
+            <w:r>
+              <w:t xml:space="preserve">Offset</w:t>
+            </w:r>
+          </w:p>
+        </w:tc>
+        <w:tc>
+          <w:tcPr>
+            <w:tcW w:w="2314" w:type="dxa"/>
+          </w:tcPr>
+          <w:p>
+            <w:pPr>
+              <w:pStyle w:val="Compact"/>
+            </w:pPr>
+            <w:r>
+              <w:t xml:space="preserve">Region</w:t>
+            </w:r>
+          </w:p>
+        </w:tc>
+        <w:tc>
+          <w:tcPr>
+            <w:tcW w:w="1885" w:type="dxa"/>
+          </w:tcPr>
+          <w:p>
+            <w:pPr>
+              <w:pStyle w:val="Compact"/>
+            </w:pPr>
+            <w:r>
+              <w:t xml:space="preserve">Posture</w:t>
+            </w:r>
+          </w:p>
+        </w:tc>
+        <w:tc>
+          <w:tcPr>
+            <w:tcW w:w="3441" w:type="dxa"/>
+          </w:tcPr>
+          <w:p>
+            <w:pPr>
+              <w:pStyle w:val="Compact"/>
+            </w:pPr>
+            <w:r>
+              <w:t xml:space="preserve">Assessment</w:t>
+            </w:r>
+          </w:p>
+        </w:tc>
+      </w:tr>
+      <w:tr>
+        <w:trPr>
+          <w:cantSplit/>
+        </w:trPr>
+        <w:tc>
+          <w:tcPr>
+            <w:tcW w:w="1771" w:type="dxa"/>
+          </w:tcPr>
+          <w:p>
+            <w:pPr>
+              <w:pStyle w:val="Compact"/>
+            </w:pPr>
+            <w:r>
+              <w:t xml:space="preserve">0–15</w:t>
+            </w:r>
+          </w:p>
+        </w:tc>
+        <w:tc>
+          <w:tcPr>
+            <w:tcW w:w="2314" w:type="dxa"/>
+          </w:tcPr>
+          <w:p>
+            <w:pPr>
+              <w:pStyle w:val="Compact"/>
+            </w:pPr>
+            <w:r>
+              <w:t xml:space="preserve">Serial number, revision, AES/I²C enable</w:t>
+            </w:r>
+          </w:p>
+        </w:tc>
+        <w:tc>
+          <w:tcPr>
+            <w:tcW w:w="1885" w:type="dxa"/>
+          </w:tcPr>
+          <w:p>
+            <w:pPr>
+              <w:pStyle w:val="Compact"/>
+            </w:pPr>
+            <w:r>
+              <w:rPr>
+                <w:b/>
+                <w:bCs/>
+              </w:rPr>
+              <w:t xml:space="preserve">read-only</w:t>
+            </w:r>
+          </w:p>
+        </w:tc>
+        <w:tc>
+          <w:tcPr>
+            <w:tcW w:w="3441" w:type="dxa"/>
+          </w:tcPr>
+          <w:p>
+            <w:pPr>
+              <w:pStyle w:val="Compact"/>
+            </w:pPr>
+            <w:r>
+              <w:t xml:space="preserve">Not a decision. The part refuses writes here. Safe by construction</w:t>
+            </w:r>
+          </w:p>
+        </w:tc>
+      </w:tr>
+      <w:tr>
+        <w:trPr>
+          <w:cantSplit/>
+        </w:trPr>
+        <w:tc>
+          <w:tcPr>
+            <w:tcW w:w="1771" w:type="dxa"/>
+          </w:tcPr>
+          <w:p>
+            <w:pPr>
+              <w:pStyle w:val="Compact"/>
+            </w:pPr>
+            <w:r>
+              <w:t xml:space="preserve">16</w:t>
+            </w:r>
+          </w:p>
+        </w:tc>
+        <w:tc>
+          <w:tcPr>
+            <w:tcW w:w="2314" w:type="dxa"/>
+          </w:tcPr>
+          <w:p>
+            <w:pPr>
+              <w:pStyle w:val="Compact"/>
+            </w:pPr>
+            <w:r>
+              <w:t xml:space="preserve">I²C address</w:t>
+            </w:r>
+          </w:p>
+        </w:tc>
+        <w:tc>
+          <w:tcPr>
+            <w:tcW w:w="1885" w:type="dxa"/>
+          </w:tcPr>
+          <w:p>
+            <w:pPr>
+              <w:pStyle w:val="Compact"/>
+            </w:pPr>
+            <w:r>
+              <w:t xml:space="preserve">inherited</w:t>
+            </w:r>
+          </w:p>
+        </w:tc>
+        <w:tc>
+          <w:tcPr>
+            <w:tcW w:w="3441" w:type="dxa"/>
+          </w:tcPr>
+          <w:p>
+            <w:pPr>
+              <w:pStyle w:val="Compact"/>
+            </w:pPr>
+            <w:r>
+              <w:rPr>
+                <w:b/>
+                <w:bCs/>
+              </w:rPr>
+              <w:t xml:space="preserve">Safe, and checked</w:t>
+            </w:r>
+            <w:r>
+              <w:t xml:space="preserve">: factory default</w:t>
+            </w:r>
+            <w:r>
+              <w:t xml:space="preserve"> </w:t>
+            </w:r>
+            <w:r>
+              <w:rPr>
+                <w:rStyle w:val="VerbatimChar"/>
+              </w:rPr>
+              <w:t xml:space="preserve">0xC0</w:t>
+            </w:r>
+            <w:r>
+              <w:t xml:space="preserve"> </w:t>
+            </w:r>
+            <w:r>
+              <w:t xml:space="preserve">is 7-bit</w:t>
+            </w:r>
+            <w:r>
+              <w:t xml:space="preserve"> </w:t>
+            </w:r>
+            <w:r>
+              <w:rPr>
+                <w:rStyle w:val="VerbatimChar"/>
+              </w:rPr>
+              <w:t xml:space="preserve">0x60</w:t>
+            </w:r>
+            <w:r>
+              <w:t xml:space="preserve">, which is the address</w:t>
+            </w:r>
+            <w:r>
+              <w:t xml:space="preserve"> </w:t>
+            </w:r>
+            <w:r>
+              <w:rPr>
+                <w:rStyle w:val="VerbatimChar"/>
+              </w:rPr>
+              <w:t xml:space="preserve">drivers.c</w:t>
+            </w:r>
+            <w:r>
+              <w:t xml:space="preserve"> </w:t>
+            </w:r>
+            <w:r>
+              <w:t xml:space="preserve">already uses. Verified against the firmware, not merely assumed</w:t>
+            </w:r>
+          </w:p>
+        </w:tc>
+      </w:tr>
+      <w:tr>
+        <w:trPr>
+          <w:cantSplit/>
+        </w:trPr>
+        <w:tc>
+          <w:tcPr>
+            <w:tcW w:w="1771" w:type="dxa"/>
+          </w:tcPr>
+          <w:p>
+            <w:pPr>
+              <w:pStyle w:val="Compact"/>
+            </w:pPr>
+            <w:r>
+              <w:t xml:space="preserve">17</w:t>
+            </w:r>
+          </w:p>
+        </w:tc>
+        <w:tc>
+          <w:tcPr>
+            <w:tcW w:w="2314" w:type="dxa"/>
+          </w:tcPr>
+          <w:p>
+            <w:pPr>
+              <w:pStyle w:val="Compact"/>
+            </w:pPr>
+            <w:r>
+              <w:t xml:space="preserve">Reserved</w:t>
+            </w:r>
+          </w:p>
+        </w:tc>
+        <w:tc>
+          <w:tcPr>
+            <w:tcW w:w="1885" w:type="dxa"/>
+          </w:tcPr>
+          <w:p>
+            <w:pPr>
+              <w:pStyle w:val="Compact"/>
+            </w:pPr>
+            <w:r>
+              <w:t xml:space="preserve">inherited</w:t>
+            </w:r>
+          </w:p>
+        </w:tc>
+        <w:tc>
+          <w:tcPr>
+            <w:tcW w:w="3441" w:type="dxa"/>
+          </w:tcPr>
+          <w:p>
+            <w:pPr>
+              <w:pStyle w:val="Compact"/>
+            </w:pPr>
+            <w:r>
+              <w:t xml:space="preserve">Not a decision</w:t>
+            </w:r>
+          </w:p>
+        </w:tc>
+      </w:tr>
+      <w:tr>
+        <w:trPr>
+          <w:cantSplit/>
+        </w:trPr>
+        <w:tc>
+          <w:tcPr>
+            <w:tcW w:w="1771" w:type="dxa"/>
+          </w:tcPr>
+          <w:p>
+            <w:pPr>
+              <w:pStyle w:val="Compact"/>
+            </w:pPr>
+            <w:r>
+              <w:t xml:space="preserve">18</w:t>
+            </w:r>
+          </w:p>
+        </w:tc>
+        <w:tc>
+          <w:tcPr>
+            <w:tcW w:w="2314" w:type="dxa"/>
+          </w:tcPr>
+          <w:p>
+            <w:pPr>
+              <w:pStyle w:val="Compact"/>
+            </w:pPr>
+            <w:r>
+              <w:t xml:space="preserve">CountMatch</w:t>
+            </w:r>
+          </w:p>
+        </w:tc>
+        <w:tc>
+          <w:tcPr>
+            <w:tcW w:w="1885" w:type="dxa"/>
+          </w:tcPr>
+          <w:p>
+            <w:pPr>
+              <w:pStyle w:val="Compact"/>
+            </w:pPr>
+            <w:r>
+              <w:t xml:space="preserve">inherited</w:t>
+            </w:r>
+          </w:p>
+        </w:tc>
+        <w:tc>
+          <w:tcPr>
+            <w:tcW w:w="3441" w:type="dxa"/>
+          </w:tcPr>
+          <w:p>
+            <w:pPr>
+              <w:pStyle w:val="Compact"/>
+            </w:pPr>
+            <w:r>
+              <w:t xml:space="preserve">No slot here is LimitedUse and no counter is consumed, so the count-match feature is inert.</w:t>
+            </w:r>
+            <w:r>
+              <w:t xml:space="preserve"> </w:t>
+            </w:r>
+            <w:r>
+              <w:rPr>
+                <w:b/>
+                <w:bCs/>
+              </w:rPr>
+              <w:t xml:space="preserve">Low risk, unexamined</w:t>
+            </w:r>
+          </w:p>
+        </w:tc>
+      </w:tr>
+      <w:tr>
+        <w:trPr>
+          <w:cantSplit/>
+        </w:trPr>
+        <w:tc>
+          <w:tcPr>
+            <w:tcW w:w="1771" w:type="dxa"/>
+          </w:tcPr>
+          <w:p>
+            <w:pPr>
+              <w:pStyle w:val="Compact"/>
+            </w:pPr>
+            <w:r>
+              <w:t xml:space="preserve">19</w:t>
+            </w:r>
+          </w:p>
+        </w:tc>
+        <w:tc>
+          <w:tcPr>
+            <w:tcW w:w="2314" w:type="dxa"/>
+          </w:tcPr>
+          <w:p>
+            <w:pPr>
+              <w:pStyle w:val="Compact"/>
+            </w:pPr>
+            <w:r>
+              <w:t xml:space="preserve">ChipMode (watchdog, TTL enable)</w:t>
+            </w:r>
+          </w:p>
+        </w:tc>
+        <w:tc>
+          <w:tcPr>
+            <w:tcW w:w="1885" w:type="dxa"/>
+          </w:tcPr>
+          <w:p>
+            <w:pPr>
+              <w:pStyle w:val="Compact"/>
+            </w:pPr>
+            <w:r>
+              <w:t xml:space="preserve">inherited</w:t>
+            </w:r>
+          </w:p>
+        </w:tc>
+        <w:tc>
+          <w:tcPr>
+            <w:tcW w:w="3441" w:type="dxa"/>
+          </w:tcPr>
+          <w:p>
+            <w:pPr>
+              <w:pStyle w:val="Compact"/>
+            </w:pPr>
+            <w:r>
+              <w:rPr>
+                <w:b/>
+                <w:bCs/>
+              </w:rPr>
+              <w:t xml:space="preserve">OPEN — checklist item 6.</w:t>
+            </w:r>
+            <w:r>
+              <w:t xml:space="preserve"> </w:t>
+            </w:r>
+            <w:r>
+              <w:t xml:space="preserve">The longest command the firmware issues is GenKey, for which</w:t>
+            </w:r>
+            <w:r>
+              <w:t xml:space="preserve"> </w:t>
+            </w:r>
+            <w:r>
+              <w:rPr>
+                <w:rStyle w:val="VerbatimChar"/>
+              </w:rPr>
+              <w:t xml:space="preserve">drivers.c</w:t>
+            </w:r>
+            <w:r>
+              <w:t xml:space="preserve"> </w:t>
+            </w:r>
+            <w:r>
+              <w:t xml:space="preserve">allows 115 ms. A watchdog that expires mid-GenKey on a locked part is not recoverable by retrying. The default must be confirmed to exceed worst-case GenKey time</w:t>
+            </w:r>
+          </w:p>
+        </w:tc>
+      </w:tr>
+      <w:tr>
+        <w:trPr>
+          <w:cantSplit/>
+        </w:trPr>
+        <w:tc>
+          <w:tcPr>
+            <w:tcW w:w="1771" w:type="dxa"/>
+          </w:tcPr>
+          <w:p>
+            <w:pPr>
+              <w:pStyle w:val="Compact"/>
+            </w:pPr>
+            <w:r>
+              <w:t xml:space="preserve">20–51</w:t>
+            </w:r>
+          </w:p>
+        </w:tc>
+        <w:tc>
+          <w:tcPr>
+            <w:tcW w:w="2314" w:type="dxa"/>
+          </w:tcPr>
+          <w:p>
+            <w:pPr>
+              <w:pStyle w:val="Compact"/>
+            </w:pPr>
+            <w:r>
+              <w:t xml:space="preserve">SlotConfig[1..15]</w:t>
+            </w:r>
+          </w:p>
+        </w:tc>
+        <w:tc>
+          <w:tcPr>
+            <w:tcW w:w="1885" w:type="dxa"/>
+          </w:tcPr>
+          <w:p>
+            <w:pPr>
+              <w:pStyle w:val="Compact"/>
+            </w:pPr>
+            <w:r>
+              <w:t xml:space="preserve">inherited</w:t>
+            </w:r>
+          </w:p>
+        </w:tc>
+        <w:tc>
+          <w:tcPr>
+            <w:tcW w:w="3441" w:type="dxa"/>
+          </w:tcPr>
+          <w:p>
+            <w:pPr>
+              <w:pStyle w:val="Compact"/>
+            </w:pPr>
+            <w:r>
+              <w:rPr>
+                <w:b/>
+                <w:bCs/>
+              </w:rPr>
+              <w:t xml:space="preserve">OPEN — checklist item 5.</w:t>
+            </w:r>
+            <w:r>
+              <w:t xml:space="preserve"> </w:t>
+            </w:r>
+            <w:r>
+              <w:t xml:space="preserve">Fifteen slots this instrument never uses, left at whatever posture the factory chose, and then locked permanently. The question is not</w:t>
+            </w:r>
+            <w:r>
+              <w:t xml:space="preserve"> </w:t>
+            </w:r>
+            <w:r>
+              <w:t xml:space="preserve">“what should they be”</w:t>
+            </w:r>
+            <w:r>
+              <w:t xml:space="preserve"> </w:t>
+            </w:r>
+            <w:r>
+              <w:t xml:space="preserve">but</w:t>
+            </w:r>
+            <w:r>
+              <w:t xml:space="preserve"> </w:t>
+            </w:r>
+            <w:r>
+              <w:t xml:space="preserve">“is the default an acceptable posture on a locked part, or must unused slots be made explicitly unusable”</w:t>
+            </w:r>
+          </w:p>
+        </w:tc>
+      </w:tr>
+      <w:tr>
+        <w:trPr>
+          <w:cantSplit/>
+        </w:trPr>
+        <w:tc>
+          <w:tcPr>
+            <w:tcW w:w="1771" w:type="dxa"/>
+          </w:tcPr>
+          <w:p>
+            <w:pPr>
+              <w:pStyle w:val="Compact"/>
+            </w:pPr>
+            <w:r>
+              <w:t xml:space="preserve">52–67</w:t>
+            </w:r>
+          </w:p>
+        </w:tc>
+        <w:tc>
+          <w:tcPr>
+            <w:tcW w:w="2314" w:type="dxa"/>
+          </w:tcPr>
+          <w:p>
+            <w:pPr>
+              <w:pStyle w:val="Compact"/>
+            </w:pPr>
+            <w:r>
+              <w:t xml:space="preserve">Counter[0..1]</w:t>
+            </w:r>
+          </w:p>
+        </w:tc>
+        <w:tc>
+          <w:tcPr>
+            <w:tcW w:w="1885" w:type="dxa"/>
+          </w:tcPr>
+          <w:p>
+            <w:pPr>
+              <w:pStyle w:val="Compact"/>
+            </w:pPr>
+            <w:r>
+              <w:t xml:space="preserve">inherited</w:t>
+            </w:r>
+          </w:p>
+        </w:tc>
+        <w:tc>
+          <w:tcPr>
+            <w:tcW w:w="3441" w:type="dxa"/>
+          </w:tcPr>
+          <w:p>
+            <w:pPr>
+              <w:pStyle w:val="Compact"/>
+            </w:pPr>
+            <w:r>
+              <w:t xml:space="preserve">Not a decision. No LimitedUse slot, so no counter is consumed</w:t>
+            </w:r>
+          </w:p>
+        </w:tc>
+      </w:tr>
+      <w:tr>
+        <w:trPr>
+          <w:cantSplit/>
+        </w:trPr>
+        <w:tc>
+          <w:tcPr>
+            <w:tcW w:w="1771" w:type="dxa"/>
+          </w:tcPr>
+          <w:p>
+            <w:pPr>
+              <w:pStyle w:val="Compact"/>
+            </w:pPr>
+            <w:r>
+              <w:t xml:space="preserve">84–85</w:t>
+            </w:r>
+          </w:p>
+        </w:tc>
+        <w:tc>
+          <w:tcPr>
+            <w:tcW w:w="2314" w:type="dxa"/>
+          </w:tcPr>
+          <w:p>
+            <w:pPr>
+              <w:pStyle w:val="Compact"/>
+            </w:pPr>
+            <w:r>
+              <w:t xml:space="preserve">UserExtra, UserExtraAdd</w:t>
+            </w:r>
+          </w:p>
+        </w:tc>
+        <w:tc>
+          <w:tcPr>
+            <w:tcW w:w="1885" w:type="dxa"/>
+          </w:tcPr>
+          <w:p>
+            <w:pPr>
+              <w:pStyle w:val="Compact"/>
+            </w:pPr>
+            <w:r>
+              <w:t xml:space="preserve">inherited</w:t>
+            </w:r>
+          </w:p>
+        </w:tc>
+        <w:tc>
+          <w:tcPr>
+            <w:tcW w:w="3441" w:type="dxa"/>
+          </w:tcPr>
+          <w:p>
+            <w:pPr>
+              <w:pStyle w:val="Compact"/>
+            </w:pPr>
+            <w:r>
+              <w:t xml:space="preserve">Writable after lock by design; not part of the key posture</w:t>
+            </w:r>
+          </w:p>
+        </w:tc>
+      </w:tr>
+      <w:tr>
+        <w:trPr>
+          <w:cantSplit/>
+        </w:trPr>
+        <w:tc>
+          <w:tcPr>
+            <w:tcW w:w="1771" w:type="dxa"/>
+          </w:tcPr>
+          <w:p>
+            <w:pPr>
+              <w:pStyle w:val="Compact"/>
+            </w:pPr>
+            <w:r>
+              <w:t xml:space="preserve">86–87</w:t>
+            </w:r>
+          </w:p>
+        </w:tc>
+        <w:tc>
+          <w:tcPr>
+            <w:tcW w:w="2314" w:type="dxa"/>
+          </w:tcPr>
+          <w:p>
+            <w:pPr>
+              <w:pStyle w:val="Compact"/>
+            </w:pPr>
+            <w:r>
+              <w:t xml:space="preserve">LockValue, LockConfig</w:t>
+            </w:r>
+          </w:p>
+        </w:tc>
+        <w:tc>
+          <w:tcPr>
+            <w:tcW w:w="1885" w:type="dxa"/>
+          </w:tcPr>
+          <w:p>
+            <w:pPr>
+              <w:pStyle w:val="Compact"/>
+            </w:pPr>
+            <w:r>
+              <w:rPr>
+                <w:b/>
+                <w:bCs/>
+              </w:rPr>
+              <w:t xml:space="preserve">never written by a template</w:t>
+            </w:r>
+          </w:p>
+        </w:tc>
+        <w:tc>
+          <w:tcPr>
+            <w:tcW w:w="3441" w:type="dxa"/>
+          </w:tcPr>
+          <w:p>
+            <w:pPr>
+              <w:pStyle w:val="Compact"/>
+            </w:pPr>
+            <w:r>
+              <w:t xml:space="preserve">Correct and important: these are set by the</w:t>
+            </w:r>
+            <w:r>
+              <w:t xml:space="preserve"> </w:t>
+            </w:r>
+            <w:r>
+              <w:rPr>
+                <w:rStyle w:val="VerbatimChar"/>
+              </w:rPr>
+              <w:t xml:space="preserve">Lock</w:t>
+            </w:r>
+            <w:r>
+              <w:t xml:space="preserve"> </w:t>
+            </w:r>
+            <w:r>
+              <w:t xml:space="preserve">command (</w:t>
+            </w:r>
+            <w:r>
+              <w:rPr>
+                <w:rStyle w:val="VerbatimChar"/>
+              </w:rPr>
+              <w:t xml:space="preserve">0x17</w:t>
+            </w:r>
+            <w:r>
+              <w:t xml:space="preserve">), which is provisioning step 2c. A template that wrote them would be attempting the lock as a side effect of a configuration write</w:t>
+            </w:r>
+          </w:p>
+        </w:tc>
+      </w:tr>
+      <w:tr>
+        <w:trPr>
+          <w:cantSplit/>
+        </w:trPr>
+        <w:tc>
+          <w:tcPr>
+            <w:tcW w:w="1771" w:type="dxa"/>
+          </w:tcPr>
+          <w:p>
+            <w:pPr>
+              <w:pStyle w:val="Compact"/>
+            </w:pPr>
+            <w:r>
+              <w:t xml:space="preserve">88–89</w:t>
+            </w:r>
+          </w:p>
+        </w:tc>
+        <w:tc>
+          <w:tcPr>
+            <w:tcW w:w="2314" w:type="dxa"/>
+          </w:tcPr>
+          <w:p>
+            <w:pPr>
+              <w:pStyle w:val="Compact"/>
+            </w:pPr>
+            <w:r>
+              <w:t xml:space="preserve">SlotLocked</w:t>
+            </w:r>
+          </w:p>
+        </w:tc>
+        <w:tc>
+          <w:tcPr>
+            <w:tcW w:w="1885" w:type="dxa"/>
+          </w:tcPr>
+          <w:p>
+            <w:pPr>
+              <w:pStyle w:val="Compact"/>
+            </w:pPr>
+            <w:r>
+              <w:t xml:space="preserve">inherited</w:t>
+            </w:r>
+          </w:p>
+        </w:tc>
+        <w:tc>
+          <w:tcPr>
+            <w:tcW w:w="3441" w:type="dxa"/>
+          </w:tcPr>
+          <w:p>
+            <w:pPr>
+              <w:pStyle w:val="Compact"/>
+            </w:pPr>
+            <w:r>
+              <w:t xml:space="preserve">Individual slot locking is not used by any opcode in this package</w:t>
+            </w:r>
+          </w:p>
+        </w:tc>
+      </w:tr>
+      <w:tr>
+        <w:trPr>
+          <w:cantSplit/>
+        </w:trPr>
+        <w:tc>
+          <w:tcPr>
+            <w:tcW w:w="1771" w:type="dxa"/>
+          </w:tcPr>
+          <w:p>
+            <w:pPr>
+              <w:pStyle w:val="Compact"/>
+            </w:pPr>
+            <w:r>
+              <w:t xml:space="preserve">96–127</w:t>
+            </w:r>
+          </w:p>
+        </w:tc>
+        <w:tc>
+          <w:tcPr>
+            <w:tcW w:w="2314" w:type="dxa"/>
+          </w:tcPr>
+          <w:p>
+            <w:pPr>
+              <w:pStyle w:val="Compact"/>
+            </w:pPr>
+            <w:r>
+              <w:t xml:space="preserve">KeyConfig[1..15]</w:t>
+            </w:r>
+          </w:p>
+        </w:tc>
+        <w:tc>
+          <w:tcPr>
+            <w:tcW w:w="1885" w:type="dxa"/>
+          </w:tcPr>
+          <w:p>
+            <w:pPr>
+              <w:pStyle w:val="Compact"/>
+            </w:pPr>
+            <w:r>
+              <w:t xml:space="preserve">inherited</w:t>
+            </w:r>
+          </w:p>
+        </w:tc>
+        <w:tc>
+          <w:tcPr>
+            <w:tcW w:w="3441" w:type="dxa"/>
+          </w:tcPr>
+          <w:p>
+            <w:pPr>
+              <w:pStyle w:val="Compact"/>
+            </w:pPr>
+            <w:r>
+              <w:t xml:space="preserve">Same question as SlotConfig[1..15] — checklist item 5</w:t>
+            </w:r>
+          </w:p>
+        </w:tc>
+      </w:tr>
+    </w:tbl>
+    <w:p>
+      <w:pPr>
+        <w:pStyle w:val="BodyText"/>
+      </w:pPr>
+      <w:r>
+        <w:rPr>
+          <w:b/>
+          <w:bCs/>
+        </w:rPr>
+        <w:t xml:space="preserve">A gap in the template’s own byte map, found in this review.</w:t>
+      </w:r>
+      <w:r>
+        <w:t xml:space="preserve"> </w:t>
+      </w:r>
+      <w:r>
+        <w:t xml:space="preserve">The map in</w:t>
+      </w:r>
+      <w:r>
+        <w:t xml:space="preserve"> </w:t>
+      </w:r>
+      <w:r>
+        <w:rPr>
+          <w:rStyle w:val="VerbatimChar"/>
+        </w:rPr>
+        <w:t xml:space="preserve">atecc608b_config.py</w:t>
+      </w:r>
+      <w:r>
+        <w:t xml:space="preserve"> </w:t>
+      </w:r>
+      <w:r>
+        <w:t xml:space="preserve">names offsets 0–15, 16, 19, 20–51, 52–67, 84–87, 88–89 and 96–127. On</w:t>
+      </w:r>
+      <w:r>
+        <w:t xml:space="preserve"> </w:t>
+      </w:r>
+      <w:r>
+        <w:t xml:space="preserve">the</w:t>
+      </w:r>
+      <w:r>
+        <w:t xml:space="preserve"> </w:t>
+      </w:r>
+      <w:r>
+        <w:rPr>
+          <w:b/>
+          <w:bCs/>
+        </w:rPr>
+        <w:t xml:space="preserve">608</w:t>
+      </w:r>
+      <w:r>
+        <w:t xml:space="preserve">, the region between the counters and UserExtra, and the pair just before</w:t>
+      </w:r>
+      <w:r>
+        <w:t xml:space="preserve"> </w:t>
+      </w:r>
+      <w:r>
+        <w:t xml:space="preserve">KeyConfig, carry device features the 508A did not have — the published 608 map places</w:t>
+      </w:r>
+      <w:r>
+        <w:t xml:space="preserve"> </w:t>
+      </w:r>
+      <w:r>
+        <w:rPr>
+          <w:rStyle w:val="VerbatimChar"/>
+        </w:rPr>
+        <w:t xml:space="preserve">UseLock</w:t>
+      </w:r>
+      <w:r>
+        <w:t xml:space="preserve">,</w:t>
+      </w:r>
+      <w:r>
+        <w:t xml:space="preserve"> </w:t>
+      </w:r>
+      <w:r>
+        <w:rPr>
+          <w:rStyle w:val="VerbatimChar"/>
+        </w:rPr>
+        <w:t xml:space="preserve">VolatileKeyPermission</w:t>
+      </w:r>
+      <w:r>
+        <w:t xml:space="preserve">,</w:t>
+      </w:r>
+      <w:r>
+        <w:t xml:space="preserve"> </w:t>
+      </w:r>
+      <w:r>
+        <w:rPr>
+          <w:rStyle w:val="VerbatimChar"/>
+        </w:rPr>
+        <w:t xml:space="preserve">SecureBoot</w:t>
+      </w:r>
+      <w:r>
+        <w:t xml:space="preserve">, the KDF IV controls and</w:t>
+      </w:r>
+      <w:r>
+        <w:t xml:space="preserve"> </w:t>
+      </w:r>
+      <w:r>
+        <w:rPr>
+          <w:rStyle w:val="VerbatimChar"/>
+        </w:rPr>
+        <w:t xml:space="preserve">ChipOptions</w:t>
+      </w:r>
+      <w:r>
+        <w:t xml:space="preserve"> </w:t>
+      </w:r>
+      <w:r>
+        <w:t xml:space="preserve">in</w:t>
+      </w:r>
+      <w:r>
+        <w:t xml:space="preserve"> </w:t>
+      </w:r>
+      <w:r>
+        <w:t xml:space="preserve">offsets</w:t>
+      </w:r>
+      <w:r>
+        <w:t xml:space="preserve"> </w:t>
+      </w:r>
+      <w:r>
+        <w:rPr>
+          <w:b/>
+          <w:bCs/>
+        </w:rPr>
+        <w:t xml:space="preserve">68–74 and 90–91</w:t>
+      </w:r>
+      <w:r>
+        <w:t xml:space="preserve">.</w:t>
+      </w:r>
+      <w:r>
+        <w:t xml:space="preserve"> </w:t>
+      </w:r>
+      <w:r>
+        <w:rPr>
+          <w:b/>
+          <w:bCs/>
+        </w:rPr>
+        <w:t xml:space="preserve">The template’s map does not name any of them.</w:t>
+      </w:r>
+    </w:p>
+    <w:p>
+      <w:pPr>
+        <w:pStyle w:val="BodyText"/>
+      </w:pPr>
+      <w:r>
+        <w:t xml:space="preserve">That matters because</w:t>
+      </w:r>
+      <w:r>
+        <w:t xml:space="preserve"> </w:t>
+      </w:r>
+      <w:r>
+        <w:rPr>
+          <w:rStyle w:val="VerbatimChar"/>
+        </w:rPr>
+        <w:t xml:space="preserve">SecureBoot</w:t>
+      </w:r>
+      <w:r>
+        <w:t xml:space="preserve"> </w:t>
+      </w:r>
+      <w:r>
+        <w:t xml:space="preserve">and</w:t>
+      </w:r>
+      <w:r>
+        <w:t xml:space="preserve"> </w:t>
+      </w:r>
+      <w:r>
+        <w:rPr>
+          <w:rStyle w:val="VerbatimChar"/>
+        </w:rPr>
+        <w:t xml:space="preserve">ChipOptions</w:t>
+      </w:r>
+      <w:r>
+        <w:t xml:space="preserve"> </w:t>
+      </w:r>
+      <w:r>
+        <w:t xml:space="preserve">are not inert: they configure device</w:t>
+      </w:r>
+      <w:r>
+        <w:t xml:space="preserve"> </w:t>
+      </w:r>
+      <w:r>
+        <w:t xml:space="preserve">behaviour that is then locked permanently along with everything else. This does not</w:t>
+      </w:r>
+      <w:r>
+        <w:t xml:space="preserve"> </w:t>
+      </w:r>
+      <w:r>
+        <w:t xml:space="preserve">necessarily mean the defaults are wrong — it means</w:t>
+      </w:r>
+      <w:r>
+        <w:t xml:space="preserve"> </w:t>
+      </w:r>
+      <w:r>
+        <w:rPr>
+          <w:b/>
+          <w:bCs/>
+        </w:rPr>
+        <w:t xml:space="preserve">nobody has looked</w:t>
+      </w:r>
+      <w:r>
+        <w:t xml:space="preserve">, and a byte nobody</w:t>
+      </w:r>
+      <w:r>
+        <w:t xml:space="preserve"> </w:t>
+      </w:r>
+      <w:r>
+        <w:t xml:space="preserve">has looked at is exactly what this review exists to surface.</w:t>
+      </w:r>
+    </w:p>
+    <w:p>
+      <w:pPr>
+        <w:pStyle w:val="BlockText"/>
+      </w:pPr>
+      <w:r>
+        <w:rPr>
+          <w:b/>
+          <w:bCs/>
+        </w:rPr>
+        <w:t xml:space="preserve">This offset attribution is asserted from the published 608 configuration map and has not</w:t>
+      </w:r>
+      <w:r>
+        <w:rPr>
+          <w:b/>
+          <w:bCs/>
+        </w:rPr>
+        <w:t xml:space="preserve"> </w:t>
+      </w:r>
+      <w:r>
+        <w:rPr>
+          <w:b/>
+          <w:bCs/>
+        </w:rPr>
+        <w:t xml:space="preserve">been read out of the datasheet.</w:t>
+      </w:r>
+      <w:r>
+        <w:t xml:space="preserve"> </w:t>
+      </w:r>
+      <w:r>
+        <w:t xml:space="preserve">Confirm the offsets, the factory defaults and whether</w:t>
+      </w:r>
+      <w:r>
+        <w:t xml:space="preserve"> </w:t>
+      </w:r>
+      <w:r>
+        <w:t xml:space="preserve">inheriting them is acceptable.</w:t>
+      </w:r>
+      <w:r>
+        <w:t xml:space="preserve"> </w:t>
+      </w:r>
+      <w:r>
+        <w:rPr>
+          <w:b/>
+          <w:bCs/>
+        </w:rPr>
+        <w:t xml:space="preserve">This is a new checklist item — item 9 — and it is open.</w:t>
+      </w:r>
+    </w:p>
+    <w:bookmarkEnd w:id="48"/>
+    <w:bookmarkStart w:id="49" w:name="what-is-unresolved-named-as-unresolved"/>
+    <w:p>
+      <w:pPr>
+        <w:pStyle w:val="Heading4"/>
+      </w:pPr>
+      <w:r>
+        <w:t xml:space="preserve">7.6.4 What is unresolved, named as unresolved</w:t>
+      </w:r>
+    </w:p>
+    <w:p>
+      <w:pPr>
+        <w:pStyle w:val="FirstParagraph"/>
+      </w:pPr>
+      <w:r>
+        <w:t xml:space="preserve">Nothing in 7.6.2 or 7.6.3 closes any checklist item. The full open list is section 6 of</w:t>
+      </w:r>
+      <w:r>
+        <w:t xml:space="preserve"> </w:t>
+      </w:r>
+      <w:r>
+        <w:rPr>
+          <w:rStyle w:val="VerbatimChar"/>
+        </w:rPr>
+        <w:t xml:space="preserve">firmware/tools/ATECC608B_CONFIG_TEMPLATE.md</w:t>
+      </w:r>
+      <w:r>
+        <w:t xml:space="preserve">, items 1–8, plus:</w:t>
+      </w:r>
+    </w:p>
+    <w:tbl>
+      <w:tblPr>
+        <w:tblStyle w:val="Table"/>
+        <w:tblW w:w="5000" w:type="pct"/>
+        <w:tblLayout w:type="autofit"/>
+        <w:tblLook w:firstRow="1" w:lastRow="0" w:firstColumn="0" w:lastColumn="0" w:noHBand="0" w:noVBand="0" w:val="0020"/>
+      </w:tblPr>
+      <w:tblGrid>
+        <w:gridCol w:w="1937"/>
+        <w:gridCol w:w="3632"/>
+        <w:gridCol w:w="3842"/>
+      </w:tblGrid>
+      <w:tr>
+        <w:trPr>
+          <w:cantSplit/>
+          <w:tblHeader/>
+        </w:trPr>
+        <w:tc>
+          <w:tcPr>
+            <w:tcW w:w="1937" w:type="dxa"/>
+          </w:tcPr>
+          <w:p>
+            <w:pPr>
+              <w:pStyle w:val="Compact"/>
+            </w:pPr>
+            <w:r>
+              <w:t xml:space="preserve">Item</w:t>
+            </w:r>
+          </w:p>
+        </w:tc>
+        <w:tc>
+          <w:tcPr>
+            <w:tcW w:w="3632" w:type="dxa"/>
+          </w:tcPr>
+          <w:p>
+            <w:pPr>
+              <w:pStyle w:val="Compact"/>
+            </w:pPr>
+            <w:r>
+              <w:t xml:space="preserve">What is unresolved</w:t>
+            </w:r>
+          </w:p>
+        </w:tc>
+        <w:tc>
+          <w:tcPr>
+            <w:tcW w:w="3842" w:type="dxa"/>
+          </w:tcPr>
+          <w:p>
+            <w:pPr>
+              <w:pStyle w:val="Compact"/>
+            </w:pPr>
+            <w:r>
+              <w:t xml:space="preserve">Consequence if wrong</w:t>
+            </w:r>
+          </w:p>
+        </w:tc>
+      </w:tr>
+      <w:tr>
+        <w:trPr>
+          <w:cantSplit/>
+        </w:trPr>
+        <w:tc>
+          <w:tcPr>
+            <w:tcW w:w="1937" w:type="dxa"/>
+          </w:tcPr>
+          <w:p>
+            <w:pPr>
+              <w:pStyle w:val="Compact"/>
+            </w:pPr>
+            <w:r>
+              <w:t xml:space="preserve">1</w:t>
+            </w:r>
+          </w:p>
+        </w:tc>
+        <w:tc>
+          <w:tcPr>
+            <w:tcW w:w="3632" w:type="dxa"/>
+          </w:tcPr>
+          <w:p>
+            <w:pPr>
+              <w:pStyle w:val="Compact"/>
+            </w:pPr>
+            <w:r>
+              <w:rPr>
+                <w:rStyle w:val="VerbatimChar"/>
+              </w:rPr>
+              <w:t xml:space="preserve">WriteConfig</w:t>
+            </w:r>
+            <w:r>
+              <w:t xml:space="preserve"> </w:t>
+            </w:r>
+            <w:r>
+              <w:t xml:space="preserve">nibble encoding (offset 21)</w:t>
+            </w:r>
+          </w:p>
+        </w:tc>
+        <w:tc>
+          <w:tcPr>
+            <w:tcW w:w="3842" w:type="dxa"/>
+          </w:tcPr>
+          <w:p>
+            <w:pPr>
+              <w:pStyle w:val="Compact"/>
+            </w:pPr>
+            <w:r>
+              <w:t xml:space="preserve">E-21 defeated, or the part scrapped after the lock</w:t>
+            </w:r>
+          </w:p>
+        </w:tc>
+      </w:tr>
+      <w:tr>
+        <w:trPr>
+          <w:cantSplit/>
+        </w:trPr>
+        <w:tc>
+          <w:tcPr>
+            <w:tcW w:w="1937" w:type="dxa"/>
+          </w:tcPr>
+          <w:p>
+            <w:pPr>
+              <w:pStyle w:val="Compact"/>
+            </w:pPr>
+            <w:r>
+              <w:t xml:space="preserve">2</w:t>
+            </w:r>
+          </w:p>
+        </w:tc>
+        <w:tc>
+          <w:tcPr>
+            <w:tcW w:w="3632" w:type="dxa"/>
+          </w:tcPr>
+          <w:p>
+            <w:pPr>
+              <w:pStyle w:val="Compact"/>
+            </w:pPr>
+            <w:r>
+              <w:rPr>
+                <w:rStyle w:val="VerbatimChar"/>
+              </w:rPr>
+              <w:t xml:space="preserve">ReadKey</w:t>
+            </w:r>
+            <w:r>
+              <w:t xml:space="preserve"> </w:t>
+            </w:r>
+            <w:r>
+              <w:t xml:space="preserve">bit meanings for an ECC private slot</w:t>
+            </w:r>
+          </w:p>
+        </w:tc>
+        <w:tc>
+          <w:tcPr>
+            <w:tcW w:w="3842" w:type="dxa"/>
+          </w:tcPr>
+          <w:p>
+            <w:pPr>
+              <w:pStyle w:val="Compact"/>
+            </w:pPr>
+            <w:r>
+              <w:t xml:space="preserve">an unintended permission locked in</w:t>
+            </w:r>
+          </w:p>
+        </w:tc>
+      </w:tr>
+      <w:tr>
+        <w:trPr>
+          <w:cantSplit/>
+        </w:trPr>
+        <w:tc>
+          <w:tcPr>
+            <w:tcW w:w="1937" w:type="dxa"/>
+          </w:tcPr>
+          <w:p>
+            <w:pPr>
+              <w:pStyle w:val="Compact"/>
+            </w:pPr>
+            <w:r>
+              <w:t xml:space="preserve">3</w:t>
+            </w:r>
+          </w:p>
+        </w:tc>
+        <w:tc>
+          <w:tcPr>
+            <w:tcW w:w="3632" w:type="dxa"/>
+          </w:tcPr>
+          <w:p>
+            <w:pPr>
+              <w:pStyle w:val="Compact"/>
+            </w:pPr>
+            <w:r>
+              <w:t xml:space="preserve">The</w:t>
+            </w:r>
+            <w:r>
+              <w:t xml:space="preserve"> </w:t>
+            </w:r>
+            <w:r>
+              <w:rPr>
+                <w:rStyle w:val="VerbatimChar"/>
+              </w:rPr>
+              <w:t xml:space="preserve">0x4A</w:t>
+            </w:r>
+            <w:r>
+              <w:t xml:space="preserve"> </w:t>
+            </w:r>
+            <w:r>
+              <w:t xml:space="preserve">opcode framing</w:t>
+            </w:r>
+          </w:p>
+        </w:tc>
+        <w:tc>
+          <w:tcPr>
+            <w:tcW w:w="3842" w:type="dxa"/>
+          </w:tcPr>
+          <w:p>
+            <w:pPr>
+              <w:pStyle w:val="Compact"/>
+            </w:pPr>
+            <w:r>
+              <w:t xml:space="preserve">host and firmware must then change together</w:t>
+            </w:r>
+          </w:p>
+        </w:tc>
+      </w:tr>
+      <w:tr>
+        <w:trPr>
+          <w:cantSplit/>
+        </w:trPr>
+        <w:tc>
+          <w:tcPr>
+            <w:tcW w:w="1937" w:type="dxa"/>
+          </w:tcPr>
+          <w:p>
+            <w:pPr>
+              <w:pStyle w:val="Compact"/>
+            </w:pPr>
+            <w:r>
+              <w:t xml:space="preserve">4</w:t>
+            </w:r>
+          </w:p>
+        </w:tc>
+        <w:tc>
+          <w:tcPr>
+            <w:tcW w:w="3632" w:type="dxa"/>
+          </w:tcPr>
+          <w:p>
+            <w:pPr>
+              <w:pStyle w:val="Compact"/>
+            </w:pPr>
+            <w:r>
+              <w:t xml:space="preserve">Whether</w:t>
+            </w:r>
+            <w:r>
+              <w:t xml:space="preserve"> </w:t>
+            </w:r>
+            <w:r>
+              <w:rPr>
+                <w:rStyle w:val="VerbatimChar"/>
+              </w:rPr>
+              <w:t xml:space="preserve">Sign</w:t>
+            </w:r>
+            <w:r>
+              <w:t xml:space="preserve"> </w:t>
+            </w:r>
+            <w:r>
+              <w:t xml:space="preserve">needs the</w:t>
+            </w:r>
+            <w:r>
+              <w:t xml:space="preserve"> </w:t>
+            </w:r>
+            <w:r>
+              <w:rPr>
+                <w:b/>
+                <w:bCs/>
+              </w:rPr>
+              <w:t xml:space="preserve">data zone</w:t>
+            </w:r>
+            <w:r>
+              <w:t xml:space="preserve"> </w:t>
+            </w:r>
+            <w:r>
+              <w:t xml:space="preserve">locked as well</w:t>
+            </w:r>
+          </w:p>
+        </w:tc>
+        <w:tc>
+          <w:tcPr>
+            <w:tcW w:w="3842" w:type="dxa"/>
+          </w:tcPr>
+          <w:p>
+            <w:pPr>
+              <w:pStyle w:val="Compact"/>
+            </w:pPr>
+            <w:r>
+              <w:rPr>
+                <w:b/>
+                <w:bCs/>
+              </w:rPr>
+              <w:t xml:space="preserve">if it does and it is missing, T16 cannot pass on any unit</w:t>
+            </w:r>
+            <w:r>
+              <w:t xml:space="preserve"> </w:t>
+            </w:r>
+            <w:r>
+              <w:t xml:space="preserve">— a firmware gap, not a template gap.</w:t>
+            </w:r>
+            <w:r>
+              <w:t xml:space="preserve"> </w:t>
+            </w:r>
+            <w:r>
+              <w:rPr>
+                <w:rStyle w:val="VerbatimChar"/>
+              </w:rPr>
+              <w:t xml:space="preserve">drivers.c</w:t>
+            </w:r>
+            <w:r>
+              <w:t xml:space="preserve"> </w:t>
+            </w:r>
+            <w:r>
+              <w:t xml:space="preserve">exposes only</w:t>
+            </w:r>
+            <w:r>
+              <w:t xml:space="preserve"> </w:t>
+            </w:r>
+            <w:r>
+              <w:rPr>
+                <w:rStyle w:val="VerbatimChar"/>
+              </w:rPr>
+              <w:t xml:space="preserve">drv_atecc_lock_config()</w:t>
+            </w:r>
+          </w:p>
+        </w:tc>
+      </w:tr>
+      <w:tr>
+        <w:trPr>
+          <w:cantSplit/>
+        </w:trPr>
+        <w:tc>
+          <w:tcPr>
+            <w:tcW w:w="1937" w:type="dxa"/>
+          </w:tcPr>
+          <w:p>
+            <w:pPr>
+              <w:pStyle w:val="Compact"/>
+            </w:pPr>
+            <w:r>
+              <w:t xml:space="preserve">5</w:t>
+            </w:r>
+          </w:p>
+        </w:tc>
+        <w:tc>
+          <w:tcPr>
+            <w:tcW w:w="3632" w:type="dxa"/>
+          </w:tcPr>
+          <w:p>
+            <w:pPr>
+              <w:pStyle w:val="Compact"/>
+            </w:pPr>
+            <w:r>
+              <w:t xml:space="preserve">Posture of the fifteen unused slots</w:t>
+            </w:r>
+          </w:p>
+        </w:tc>
+        <w:tc>
+          <w:tcPr>
+            <w:tcW w:w="3842" w:type="dxa"/>
+          </w:tcPr>
+          <w:p>
+            <w:pPr>
+              <w:pStyle w:val="Compact"/>
+            </w:pPr>
+            <w:r>
+              <w:t xml:space="preserve">fifteen slots locked at an unexamined default</w:t>
+            </w:r>
+          </w:p>
+        </w:tc>
+      </w:tr>
+      <w:tr>
+        <w:trPr>
+          <w:cantSplit/>
+        </w:trPr>
+        <w:tc>
+          <w:tcPr>
+            <w:tcW w:w="1937" w:type="dxa"/>
+          </w:tcPr>
+          <w:p>
+            <w:pPr>
+              <w:pStyle w:val="Compact"/>
+            </w:pPr>
+            <w:r>
+              <w:t xml:space="preserve">6</w:t>
+            </w:r>
+          </w:p>
+        </w:tc>
+        <w:tc>
+          <w:tcPr>
+            <w:tcW w:w="3632" w:type="dxa"/>
+          </w:tcPr>
+          <w:p>
+            <w:pPr>
+              <w:pStyle w:val="Compact"/>
+            </w:pPr>
+            <w:r>
+              <w:t xml:space="preserve">ChipMode watchdog vs worst-case GenKey</w:t>
+            </w:r>
+          </w:p>
+        </w:tc>
+        <w:tc>
+          <w:tcPr>
+            <w:tcW w:w="3842" w:type="dxa"/>
+          </w:tcPr>
+          <w:p>
+            <w:pPr>
+              <w:pStyle w:val="Compact"/>
+            </w:pPr>
+            <w:r>
+              <w:t xml:space="preserve">unrecoverable timeout on a locked part</w:t>
+            </w:r>
+          </w:p>
+        </w:tc>
+      </w:tr>
+      <w:tr>
+        <w:trPr>
+          <w:cantSplit/>
+        </w:trPr>
+        <w:tc>
+          <w:tcPr>
+            <w:tcW w:w="1937" w:type="dxa"/>
+          </w:tcPr>
+          <w:p>
+            <w:pPr>
+              <w:pStyle w:val="Compact"/>
+            </w:pPr>
+            <w:r>
+              <w:t xml:space="preserve">7</w:t>
+            </w:r>
+          </w:p>
+        </w:tc>
+        <w:tc>
+          <w:tcPr>
+            <w:tcW w:w="3632" w:type="dxa"/>
+          </w:tcPr>
+          <w:p>
+            <w:pPr>
+              <w:pStyle w:val="Compact"/>
+            </w:pPr>
+            <w:r>
+              <w:t xml:space="preserve">Part number is</w:t>
+            </w:r>
+            <w:r>
+              <w:t xml:space="preserve"> </w:t>
+            </w:r>
+            <w:r>
+              <w:rPr>
+                <w:b/>
+                <w:bCs/>
+              </w:rPr>
+              <w:t xml:space="preserve">-SSHDA</w:t>
+            </w:r>
+            <w:r>
+              <w:t xml:space="preserve">, never</w:t>
+            </w:r>
+            <w:r>
+              <w:t xml:space="preserve"> </w:t>
+            </w:r>
+            <w:r>
+              <w:rPr>
+                <w:b/>
+                <w:bCs/>
+              </w:rPr>
+              <w:t xml:space="preserve">-TNGTLS</w:t>
+            </w:r>
+          </w:p>
+        </w:tc>
+        <w:tc>
+          <w:tcPr>
+            <w:tcW w:w="3842" w:type="dxa"/>
+          </w:tcPr>
+          <w:p>
+            <w:pPr>
+              <w:pStyle w:val="Compact"/>
+            </w:pPr>
+            <w:r>
+              <w:t xml:space="preserve">TNGTLS arrives pre-locked with Microchip’s keys: F-18 and E-21 are impossible on it</w:t>
+            </w:r>
+          </w:p>
+        </w:tc>
+      </w:tr>
+      <w:tr>
+        <w:trPr>
+          <w:cantSplit/>
+        </w:trPr>
+        <w:tc>
+          <w:tcPr>
+            <w:tcW w:w="1937" w:type="dxa"/>
+          </w:tcPr>
+          <w:p>
+            <w:pPr>
+              <w:pStyle w:val="Compact"/>
+            </w:pPr>
+            <w:r>
+              <w:t xml:space="preserve">8</w:t>
+            </w:r>
+          </w:p>
+        </w:tc>
+        <w:tc>
+          <w:tcPr>
+            <w:tcW w:w="3632" w:type="dxa"/>
+          </w:tcPr>
+          <w:p>
+            <w:pPr>
+              <w:pStyle w:val="Compact"/>
+            </w:pPr>
+            <w:r>
+              <w:t xml:space="preserve">One part written, read back, locked, keyed, verified end to end</w:t>
+            </w:r>
+          </w:p>
+        </w:tc>
+        <w:tc>
+          <w:tcPr>
+            <w:tcW w:w="3842" w:type="dxa"/>
+          </w:tcPr>
+          <w:p>
+            <w:pPr>
+              <w:pStyle w:val="Compact"/>
+            </w:pPr>
+            <w:r>
+              <w:t xml:space="preserve">until this has happened, none of the above is more than reasoning</w:t>
+            </w:r>
+          </w:p>
+        </w:tc>
+      </w:tr>
+      <w:tr>
+        <w:trPr>
+          <w:cantSplit/>
+        </w:trPr>
+        <w:tc>
+          <w:tcPr>
+            <w:tcW w:w="1937" w:type="dxa"/>
+          </w:tcPr>
+          <w:p>
+            <w:pPr>
+              <w:pStyle w:val="Compact"/>
+            </w:pPr>
+            <w:r>
+              <w:rPr>
+                <w:b/>
+                <w:bCs/>
+              </w:rPr>
+              <w:t xml:space="preserve">9</w:t>
+            </w:r>
+          </w:p>
+        </w:tc>
+        <w:tc>
+          <w:tcPr>
+            <w:tcW w:w="3632" w:type="dxa"/>
+          </w:tcPr>
+          <w:p>
+            <w:pPr>
+              <w:pStyle w:val="Compact"/>
+            </w:pPr>
+            <w:r>
+              <w:rPr>
+                <w:b/>
+                <w:bCs/>
+              </w:rPr>
+              <w:t xml:space="preserve">608-specific bytes 68–74 and 90–91, unnamed in the template’s map</w:t>
+            </w:r>
+          </w:p>
+        </w:tc>
+        <w:tc>
+          <w:tcPr>
+            <w:tcW w:w="3842" w:type="dxa"/>
+          </w:tcPr>
+          <w:p>
+            <w:pPr>
+              <w:pStyle w:val="Compact"/>
+            </w:pPr>
+            <w:r>
+              <w:t xml:space="preserve">device features locked at an unexamined default</w:t>
+            </w:r>
+          </w:p>
+        </w:tc>
+      </w:tr>
+    </w:tbl>
+    <w:p>
+      <w:pPr>
+        <w:pStyle w:val="BodyText"/>
+      </w:pPr>
+      <w:r>
+        <w:rPr>
+          <w:b/>
+          <w:bCs/>
+        </w:rPr>
+        <w:t xml:space="preserve">Item 4 is the one that is not a template question at all.</w:t>
+      </w:r>
+      <w:r>
+        <w:t xml:space="preserve"> </w:t>
+      </w:r>
+      <w:r>
+        <w:t xml:space="preserve">If</w:t>
+      </w:r>
+      <w:r>
+        <w:t xml:space="preserve"> </w:t>
+      </w:r>
+      <w:r>
+        <w:rPr>
+          <w:rStyle w:val="VerbatimChar"/>
+        </w:rPr>
+        <w:t xml:space="preserve">Sign</w:t>
+      </w:r>
+      <w:r>
+        <w:t xml:space="preserve"> </w:t>
+      </w:r>
+      <w:r>
+        <w:t xml:space="preserve">requires the data</w:t>
+      </w:r>
+      <w:r>
+        <w:t xml:space="preserve"> </w:t>
+      </w:r>
+      <w:r>
+        <w:t xml:space="preserve">zone locked, provisioning needs a further irreversible step and a further opcode that does</w:t>
+      </w:r>
+      <w:r>
+        <w:t xml:space="preserve"> </w:t>
+      </w:r>
+      <w:r>
+        <w:t xml:space="preserve">not exist anywhere in the firmware. It should be settled before the others, because it</w:t>
+      </w:r>
+      <w:r>
+        <w:t xml:space="preserve"> </w:t>
+      </w:r>
+      <w:r>
+        <w:t xml:space="preserve">changes what provisioning</w:t>
+      </w:r>
+      <w:r>
+        <w:t xml:space="preserve"> </w:t>
+      </w:r>
+      <w:r>
+        <w:rPr>
+          <w:i/>
+          <w:iCs/>
+        </w:rPr>
+        <w:t xml:space="preserve">is</w:t>
+      </w:r>
+      <w:r>
+        <w:t xml:space="preserve">, not merely what it writes.</w:t>
+      </w:r>
+    </w:p>
+    <w:bookmarkEnd w:id="49"/>
+    <w:bookmarkStart w:id="50" w:name="Xb39b6e2d155af476c0a04cddc5a1a4b7b5b61f1"/>
+    <w:p>
+      <w:pPr>
+        <w:pStyle w:val="Heading4"/>
+      </w:pPr>
+      <w:r>
+        <w:t xml:space="preserve">7.6.5 The guard, and why it cannot be turned on by accident</w:t>
+      </w:r>
+    </w:p>
+    <w:p>
+      <w:pPr>
+        <w:pStyle w:val="FirstParagraph"/>
+      </w:pPr>
+      <w:r>
+        <w:rPr>
+          <w:rStyle w:val="VerbatimChar"/>
+        </w:rPr>
+        <w:t xml:space="preserve">firmware/tools/atecc608b_config.py</w:t>
+      </w:r>
+      <w:r>
+        <w:t xml:space="preserve"> </w:t>
+      </w:r>
+      <w:r>
+        <w:t xml:space="preserve">carries a review block:</w:t>
+      </w:r>
+      <w:r>
+        <w:t xml:space="preserve"> </w:t>
+      </w:r>
+      <w:r>
+        <w:rPr>
+          <w:rStyle w:val="VerbatimChar"/>
+        </w:rPr>
+        <w:t xml:space="preserve">REVIEWED</w:t>
+      </w:r>
+      <w:r>
+        <w:t xml:space="preserve">,</w:t>
+      </w:r>
+      <w:r>
+        <w:t xml:space="preserve"> </w:t>
+      </w:r>
+      <w:r>
+        <w:rPr>
+          <w:rStyle w:val="VerbatimChar"/>
+        </w:rPr>
+        <w:t xml:space="preserve">REVIEWED_BY</w:t>
+      </w:r>
+      <w:r>
+        <w:t xml:space="preserve">,</w:t>
+      </w:r>
+      <w:r>
+        <w:t xml:space="preserve"> </w:t>
+      </w:r>
+      <w:r>
+        <w:rPr>
+          <w:rStyle w:val="VerbatimChar"/>
+        </w:rPr>
+        <w:t xml:space="preserve">REVIEWED_AGAINST</w:t>
+      </w:r>
+      <w:r>
+        <w:t xml:space="preserve"> </w:t>
+      </w:r>
+      <w:r>
+        <w:t xml:space="preserve">and</w:t>
+      </w:r>
+      <w:r>
+        <w:t xml:space="preserve"> </w:t>
+      </w:r>
+      <w:r>
+        <w:rPr>
+          <w:rStyle w:val="VerbatimChar"/>
+        </w:rPr>
+        <w:t xml:space="preserve">CHECKLIST_CLOSED</w:t>
+      </w:r>
+      <w:r>
+        <w:t xml:space="preserve">.</w:t>
+      </w:r>
+      <w:r>
+        <w:t xml:space="preserve"> </w:t>
+      </w:r>
+      <w:r>
+        <w:rPr>
+          <w:rStyle w:val="VerbatimChar"/>
+        </w:rPr>
+        <w:t xml:space="preserve">review_status()</w:t>
+      </w:r>
+      <w:r>
+        <w:t xml:space="preserve"> </w:t>
+      </w:r>
+      <w:r>
+        <w:t xml:space="preserve">reports</w:t>
+      </w:r>
+      <w:r>
+        <w:t xml:space="preserve"> </w:t>
+      </w:r>
+      <w:r>
+        <w:rPr>
+          <w:rStyle w:val="VerbatimChar"/>
+        </w:rPr>
+        <w:t xml:space="preserve">ok</w:t>
+      </w:r>
+      <w:r>
+        <w:t xml:space="preserve"> </w:t>
+      </w:r>
+      <w:r>
+        <w:rPr>
+          <w:b/>
+          <w:bCs/>
+        </w:rPr>
+        <w:t xml:space="preserve">only</w:t>
+      </w:r>
+      <w:r>
+        <w:t xml:space="preserve"> </w:t>
+      </w:r>
+      <w:r>
+        <w:t xml:space="preserve">when a</w:t>
+      </w:r>
+      <w:r>
+        <w:t xml:space="preserve"> </w:t>
+      </w:r>
+      <w:r>
+        <w:t xml:space="preserve">person has set the flag, named themselves, named the document they read, and closed every</w:t>
+      </w:r>
+      <w:r>
+        <w:t xml:space="preserve"> </w:t>
+      </w:r>
+      <w:r>
+        <w:t xml:space="preserve">checklist item. A partially filled block is not a review and is reported as one that is not.</w:t>
+      </w:r>
+    </w:p>
+    <w:p>
+      <w:pPr>
+        <w:pStyle w:val="BodyText"/>
+      </w:pPr>
+      <w:r>
+        <w:rPr>
+          <w:rStyle w:val="VerbatimChar"/>
+        </w:rPr>
+        <w:t xml:space="preserve">provision.py</w:t>
+      </w:r>
+      <w:r>
+        <w:t xml:space="preserve"> </w:t>
+      </w:r>
+      <w:r>
+        <w:t xml:space="preserve">calls it before anything else and, on any run that is not</w:t>
+      </w:r>
+      <w:r>
+        <w:t xml:space="preserve"> </w:t>
+      </w:r>
+      <w:r>
+        <w:rPr>
+          <w:rStyle w:val="VerbatimChar"/>
+        </w:rPr>
+        <w:t xml:space="preserve">--dry-run</w:t>
+      </w:r>
+      <w:r>
+        <w:t xml:space="preserve">,</w:t>
+      </w:r>
+      <w:r>
+        <w:t xml:space="preserve"> </w:t>
+      </w:r>
+      <w:r>
+        <w:rPr>
+          <w:b/>
+          <w:bCs/>
+        </w:rPr>
+        <w:t xml:space="preserve">refuses and exits 2</w:t>
+      </w:r>
+      <w:r>
+        <w:t xml:space="preserve">:</w:t>
+      </w:r>
+    </w:p>
+    <w:p>
+      <w:pPr>
+        <w:pStyle w:val="SourceCode"/>
+      </w:pPr>
+      <w:r>
+        <w:rPr>
+          <w:rStyle w:val="VerbatimChar"/>
+        </w:rPr>
+        <w:t xml:space="preserve">REFUSING TO RUN AGAINST A REAL PART.</w:t>
+      </w:r>
+      <w:r>
+        <w:br/>
+      </w:r>
+      <w:r>
+        <w:br/>
+      </w:r>
+      <w:r>
+        <w:rPr>
+          <w:rStyle w:val="VerbatimChar"/>
+        </w:rPr>
+        <w:t xml:space="preserve">  The ATECC608B configuration zone is not marked reviewed:</w:t>
+      </w:r>
+      <w:r>
+        <w:br/>
+      </w:r>
+      <w:r>
+        <w:rPr>
+          <w:rStyle w:val="VerbatimChar"/>
+        </w:rPr>
+        <w:t xml:space="preserve">    - REVIEWED is False in atecc608b_config.py</w:t>
+      </w:r>
+      <w:r>
+        <w:br/>
+      </w:r>
+      <w:r>
+        <w:rPr>
+          <w:rStyle w:val="VerbatimChar"/>
+        </w:rPr>
+        <w:t xml:space="preserve">    - REVIEWED_BY names nobody</w:t>
+      </w:r>
+      <w:r>
+        <w:br/>
+      </w:r>
+      <w:r>
+        <w:rPr>
+          <w:rStyle w:val="VerbatimChar"/>
+        </w:rPr>
+        <w:t xml:space="preserve">    - REVIEWED_AGAINST names no datasheet</w:t>
+      </w:r>
+      <w:r>
+        <w:br/>
+      </w:r>
+      <w:r>
+        <w:rPr>
+          <w:rStyle w:val="VerbatimChar"/>
+        </w:rPr>
+        <w:t xml:space="preserve">    - checklist items still open: 1, 2, 3, 4, 5, 6, 7, 8</w:t>
+      </w:r>
+    </w:p>
+    <w:p>
+      <w:pPr>
+        <w:pStyle w:val="FirstParagraph"/>
+      </w:pPr>
+      <w:r>
+        <w:t xml:space="preserve">Three properties of the guard are deliberate:</w:t>
+      </w:r>
+    </w:p>
+    <w:p>
+      <w:pPr>
+        <w:pStyle w:val="Compact"/>
+        <w:numPr>
+          <w:ilvl w:val="0"/>
+          <w:numId w:val="1009"/>
+        </w:numPr>
+      </w:pPr>
+      <w:r>
+        <w:rPr>
+          <w:b/>
+          <w:bCs/>
+        </w:rPr>
+        <w:t xml:space="preserve">There is no</w:t>
+      </w:r>
+      <w:r>
+        <w:rPr>
+          <w:b/>
+          <w:bCs/>
+        </w:rPr>
+        <w:t xml:space="preserve"> </w:t>
+      </w:r>
+      <w:r>
+        <w:rPr>
+          <w:rStyle w:val="VerbatimChar"/>
+          <w:b/>
+          <w:bCs/>
+        </w:rPr>
+        <w:t xml:space="preserve">--force</w:t>
+      </w:r>
+      <w:r>
+        <w:rPr>
+          <w:b/>
+          <w:bCs/>
+        </w:rPr>
+        <w:t xml:space="preserve">, no environment variable and no file that enables it.</w:t>
+      </w:r>
+      <w:r>
+        <w:t xml:space="preserve"> </w:t>
+      </w:r>
+      <w:r>
+        <w:t xml:space="preserve">The only</w:t>
+      </w:r>
+      <w:r>
+        <w:t xml:space="preserve"> </w:t>
+      </w:r>
+      <w:r>
+        <w:t xml:space="preserve">mechanism is a person editing the source. A reviewed flag a script can set is a reviewed</w:t>
+      </w:r>
+      <w:r>
+        <w:t xml:space="preserve"> </w:t>
+      </w:r>
+      <w:r>
+        <w:t xml:space="preserve">flag a tired operator can set at 2 a.m. with a tray of parts in front of them.</w:t>
+      </w:r>
+    </w:p>
+    <w:p>
+      <w:pPr>
+        <w:pStyle w:val="Compact"/>
+        <w:numPr>
+          <w:ilvl w:val="0"/>
+          <w:numId w:val="1009"/>
+        </w:numPr>
+      </w:pPr>
+      <w:r>
+        <w:rPr>
+          <w:b/>
+          <w:bCs/>
+        </w:rPr>
+        <w:t xml:space="preserve">It is not inferred from anything</w:t>
+      </w:r>
+      <w:r>
+        <w:t xml:space="preserve"> </w:t>
+      </w:r>
+      <w:r>
+        <w:t xml:space="preserve">— not from the presence of the</w:t>
+      </w:r>
+      <w:r>
+        <w:t xml:space="preserve"> </w:t>
+      </w:r>
+      <w:r>
+        <w:rPr>
+          <w:rStyle w:val="VerbatimChar"/>
+        </w:rPr>
+        <w:t xml:space="preserve">.bin</w:t>
+      </w:r>
+      <w:r>
+        <w:t xml:space="preserve">, not from its</w:t>
+      </w:r>
+      <w:r>
+        <w:t xml:space="preserve"> </w:t>
+      </w:r>
+      <w:r>
+        <w:t xml:space="preserve">checksum, not from a record of a previous run.</w:t>
+      </w:r>
+    </w:p>
+    <w:p>
+      <w:pPr>
+        <w:pStyle w:val="Compact"/>
+        <w:numPr>
+          <w:ilvl w:val="0"/>
+          <w:numId w:val="1009"/>
+        </w:numPr>
+      </w:pPr>
+      <w:r>
+        <w:rPr>
+          <w:rStyle w:val="VerbatimChar"/>
+          <w:b/>
+          <w:bCs/>
+        </w:rPr>
+        <w:t xml:space="preserve">--dry-run</w:t>
+      </w:r>
+      <w:r>
+        <w:rPr>
+          <w:b/>
+          <w:bCs/>
+        </w:rPr>
+        <w:t xml:space="preserve"> </w:t>
+      </w:r>
+      <w:r>
+        <w:rPr>
+          <w:b/>
+          <w:bCs/>
+        </w:rPr>
+        <w:t xml:space="preserve">is unaffected</w:t>
+      </w:r>
+      <w:r>
+        <w:t xml:space="preserve">, because it opens no port and writes to no silicon. The</w:t>
+      </w:r>
+      <w:r>
+        <w:t xml:space="preserve"> </w:t>
+      </w:r>
+      <w:r>
+        <w:t xml:space="preserve">station, the record format and</w:t>
+      </w:r>
+      <w:r>
+        <w:t xml:space="preserve"> </w:t>
+      </w:r>
+      <w:r>
+        <w:rPr>
+          <w:rStyle w:val="VerbatimChar"/>
+        </w:rPr>
+        <w:t xml:space="preserve">provision_selftest.py</w:t>
+      </w:r>
+      <w:r>
+        <w:t xml:space="preserve"> </w:t>
+      </w:r>
+      <w:r>
+        <w:t xml:space="preserve">can all be exercised while the</w:t>
+      </w:r>
+      <w:r>
+        <w:t xml:space="preserve"> </w:t>
+      </w:r>
+      <w:r>
+        <w:t xml:space="preserve">review is outstanding.</w:t>
+      </w:r>
+      <w:r>
+        <w:t xml:space="preserve"> </w:t>
+      </w:r>
+      <w:r>
+        <w:rPr>
+          <w:rStyle w:val="VerbatimChar"/>
+        </w:rPr>
+        <w:t xml:space="preserve">provision_selftest.py</w:t>
+      </w:r>
+      <w:r>
+        <w:t xml:space="preserve"> </w:t>
+      </w:r>
+      <w:r>
+        <w:t xml:space="preserve">passes unchanged.</w:t>
+      </w:r>
+    </w:p>
+    <w:p>
+      <w:pPr>
+        <w:pStyle w:val="FirstParagraph"/>
+      </w:pPr>
+      <w:r>
+        <w:rPr>
+          <w:b/>
+          <w:bCs/>
+        </w:rPr>
+        <w:t xml:space="preserve">Consequence to state plainly to assemblers:</w:t>
+      </w:r>
+      <w:r>
+        <w:t xml:space="preserve"> </w:t>
+      </w:r>
+      <w:r>
+        <w:t xml:space="preserve">provisioning cannot be quoted as a production</w:t>
+      </w:r>
+      <w:r>
+        <w:t xml:space="preserve"> </w:t>
+      </w:r>
+      <w:r>
+        <w:t xml:space="preserve">operation today. It is blocked at the tool, by design, until a named person closes the</w:t>
+      </w:r>
+      <w:r>
+        <w:t xml:space="preserve"> </w:t>
+      </w:r>
+      <w:r>
+        <w:t xml:space="preserve">checklist.</w:t>
+      </w:r>
+    </w:p>
+    <w:p>
+      <w:r>
+        <w:pict>
+          <v:rect style="width:0;height:1.5pt" ns2:hralign="center" ns2:hrstd="t" ns2:hr="t"/>
+        </w:pict>
+      </w:r>
+    </w:p>
+    <w:bookmarkEnd w:id="50"/>
+    <w:bookmarkEnd w:id="51"/>
+    <w:bookmarkEnd w:id="52"/>
+    <w:bookmarkStart w:id="55" w:name="the-host-verification-tool"/>
     <w:p>
       <w:pPr>
         <w:pStyle w:val="Heading2"/>
@@ -38144,7 +42285,7 @@
         <w:t xml:space="preserve">document needs does not exist there, it is raised as an open item rather than numbered here.</w:t>
       </w:r>
     </w:p>
-    <w:bookmarkStart w:id="47" w:name="the-protocol-interoperability-harness"/>
+    <w:bookmarkStart w:id="53" w:name="the-protocol-interoperability-harness"/>
     <w:p>
       <w:pPr>
         <w:pStyle w:val="Heading3"/>
@@ -38732,8 +42873,8 @@
         <w:t xml:space="preserve">fix was to make it read the field the defect was in.</w:t>
       </w:r>
     </w:p>
-    <w:bookmarkEnd w:id="47"/>
-    <w:bookmarkStart w:id="48" w:name="the-qemu-run-and-exactly-what-it-proves"/>
+    <w:bookmarkEnd w:id="53"/>
+    <w:bookmarkStart w:id="54" w:name="the-qemu-run-and-exactly-what-it-proves"/>
     <w:p>
       <w:pPr>
         <w:pStyle w:val="Heading3"/>
@@ -39677,9 +43818,9 @@
         </w:pict>
       </w:r>
     </w:p>
-    <w:bookmarkEnd w:id="48"/>
-    <w:bookmarkEnd w:id="49"/>
-    <w:bookmarkStart w:id="50" w:name="firmware-release-process"/>
+    <w:bookmarkEnd w:id="54"/>
+    <w:bookmarkEnd w:id="55"/>
+    <w:bookmarkStart w:id="56" w:name="firmware-release-process"/>
     <w:p>
       <w:pPr>
         <w:pStyle w:val="Heading2"/>
@@ -41595,8 +45736,8 @@
         </w:pict>
       </w:r>
     </w:p>
-    <w:bookmarkEnd w:id="50"/>
-    <w:bookmarkStart w:id="52" w:name="open-items-honestly"/>
+    <w:bookmarkEnd w:id="56"/>
+    <w:bookmarkStart w:id="58" w:name="open-items-honestly"/>
     <w:p>
       <w:pPr>
         <w:pStyle w:val="Heading2"/>
@@ -44656,7 +48797,7 @@
         </w:tc>
       </w:tr>
     </w:tbl>
-    <w:bookmarkStart w:id="51" w:name="gap-closure"/>
+    <w:bookmarkStart w:id="57" w:name="gap-closure"/>
     <w:p>
       <w:pPr>
         <w:pStyle w:val="Heading3"/>
@@ -44901,9 +49042,9 @@
         <w:t xml:space="preserve">identity block), the host tool naming, and the block-audio storage decision.</w:t>
       </w:r>
     </w:p>
-    <w:bookmarkEnd w:id="51"/>
-    <w:bookmarkEnd w:id="52"/>
-    <w:bookmarkEnd w:id="53"/>
+    <w:bookmarkEnd w:id="57"/>
+    <w:bookmarkEnd w:id="58"/>
+    <w:bookmarkEnd w:id="59"/>
     <w:sectPr>
       <w:pgSz w:h="16838" w:w="11906"/>
       <w:pgMar w:bottom="1134" w:footer="720" w:gutter="0" w:header="720" w:left="1247" w:right="1247" w:top="1134"/>
@@ -45217,6 +49358,75 @@
     <w:abstractNumId w:val="991"/>
   </w:num>
   <w:num w:numId="1004">
+    <w:abstractNumId w:val="99411"/>
+    <w:lvlOverride w:ilvl="0">
+      <w:startOverride w:val="1"/>
+    </w:lvlOverride>
+    <w:lvlOverride w:ilvl="1">
+      <w:startOverride w:val="1"/>
+    </w:lvlOverride>
+    <w:lvlOverride w:ilvl="2">
+      <w:startOverride w:val="1"/>
+    </w:lvlOverride>
+    <w:lvlOverride w:ilvl="3">
+      <w:startOverride w:val="1"/>
+    </w:lvlOverride>
+    <w:lvlOverride w:ilvl="4">
+      <w:startOverride w:val="1"/>
+    </w:lvlOverride>
+    <w:lvlOverride w:ilvl="5">
+      <w:startOverride w:val="1"/>
+    </w:lvlOverride>
+    <w:lvlOverride w:ilvl="6">
+      <w:startOverride w:val="1"/>
+    </w:lvlOverride>
+    <w:lvlOverride w:ilvl="7">
+      <w:startOverride w:val="1"/>
+    </w:lvlOverride>
+    <w:lvlOverride w:ilvl="8">
+      <w:startOverride w:val="1"/>
+    </w:lvlOverride>
+  </w:num>
+  <w:num w:numId="1005">
+    <w:abstractNumId w:val="99411"/>
+    <w:lvlOverride w:ilvl="0">
+      <w:startOverride w:val="1"/>
+    </w:lvlOverride>
+    <w:lvlOverride w:ilvl="1">
+      <w:startOverride w:val="1"/>
+    </w:lvlOverride>
+    <w:lvlOverride w:ilvl="2">
+      <w:startOverride w:val="1"/>
+    </w:lvlOverride>
+    <w:lvlOverride w:ilvl="3">
+      <w:startOverride w:val="1"/>
+    </w:lvlOverride>
+    <w:lvlOverride w:ilvl="4">
+      <w:startOverride w:val="1"/>
+    </w:lvlOverride>
+    <w:lvlOverride w:ilvl="5">
+      <w:startOverride w:val="1"/>
+    </w:lvlOverride>
+    <w:lvlOverride w:ilvl="6">
+      <w:startOverride w:val="1"/>
+    </w:lvlOverride>
+    <w:lvlOverride w:ilvl="7">
+      <w:startOverride w:val="1"/>
+    </w:lvlOverride>
+    <w:lvlOverride w:ilvl="8">
+      <w:startOverride w:val="1"/>
+    </w:lvlOverride>
+  </w:num>
+  <w:num w:numId="1006">
+    <w:abstractNumId w:val="991"/>
+  </w:num>
+  <w:num w:numId="1007">
+    <w:abstractNumId w:val="991"/>
+  </w:num>
+  <w:num w:numId="1008">
+    <w:abstractNumId w:val="991"/>
+  </w:num>
+  <w:num w:numId="1009">
     <w:abstractNumId w:val="99411"/>
     <w:lvlOverride w:ilvl="0">
       <w:startOverride w:val="1"/>
